--- a/docs/TigerSteps_Data_Dictionary.docx
+++ b/docs/TigerSteps_Data_Dictionary.docx
@@ -1,6 +1,6 @@
 
 <file path=word/document.xml><?xml version="1.0" encoding="utf-8"?>
-<w:document xmlns:wpc="http://schemas.microsoft.com/office/word/2010/wordprocessingCanvas" xmlns:cx="http://schemas.microsoft.com/office/drawing/2014/chartex" xmlns:cx1="http://schemas.microsoft.com/office/drawing/2015/9/8/chartex" xmlns:cx2="http://schemas.microsoft.com/office/drawing/2015/10/21/chartex" xmlns:cx3="http://schemas.microsoft.com/office/drawing/2016/5/9/chartex" xmlns:cx4="http://schemas.microsoft.com/office/drawing/2016/5/10/chartex" xmlns:cx5="http://schemas.microsoft.com/office/drawing/2016/5/11/chartex" xmlns:cx6="http://schemas.microsoft.com/office/drawing/2016/5/12/chartex" xmlns:cx7="http://schemas.microsoft.com/office/drawing/2016/5/13/chartex" xmlns:cx8="http://schemas.microsoft.com/office/drawing/2016/5/14/chartex" xmlns:mc="http://schemas.openxmlformats.org/markup-compatibility/2006" xmlns:aink="http://schemas.microsoft.com/office/drawing/2016/ink" xmlns:am3d="http://schemas.microsoft.com/office/drawing/2017/model3d" xmlns:o="urn:schemas-microsoft-com:office:office" xmlns:oel="http://schemas.microsoft.com/office/2019/extlst" xmlns:r="http://schemas.openxmlformats.org/officeDocument/2006/relationships" xmlns:m="http://schemas.openxmlformats.org/officeDocument/2006/math" xmlns:v="urn:schemas-microsoft-com:vml" xmlns:wp14="http://schemas.microsoft.com/office/word/2010/wordprocessingDrawing" xmlns:wp="http://schemas.openxmlformats.org/drawingml/2006/wordprocessingDrawing" xmlns:w10="urn:schemas-microsoft-com:office:word" xmlns:w="http://schemas.openxmlformats.org/wordprocessingml/2006/main" xmlns:w14="http://schemas.microsoft.com/office/word/2010/wordml" xmlns:w15="http://schemas.microsoft.com/office/word/2012/wordml" xmlns:w16cex="http://schemas.microsoft.com/office/word/2018/wordml/cex" xmlns:w16cid="http://schemas.microsoft.com/office/word/2016/wordml/cid" xmlns:w16="http://schemas.microsoft.com/office/word/2018/wordml" xmlns:w16du="http://schemas.microsoft.com/office/word/2023/wordml/word16du" xmlns:w16sdtdh="http://schemas.microsoft.com/office/word/2020/wordml/sdtdatahash" xmlns:w16sdtfl="http://schemas.microsoft.com/office/word/2024/wordml/sdtformatlock" xmlns:w16se="http://schemas.microsoft.com/office/word/2015/wordml/symex" xmlns:wpg="http://schemas.microsoft.com/office/word/2010/wordprocessingGroup" xmlns:wpi="http://schemas.microsoft.com/office/word/2010/wordprocessingInk" xmlns:wne="http://schemas.microsoft.com/office/word/2006/wordml" xmlns:wps="http://schemas.microsoft.com/office/word/2010/wordprocessingShape" mc:Ignorable="w14 w15 w16se w16cid w16 w16cex w16sdtdh w16sdtfl w16du wp14">
+<w:document xmlns:wpc="http://schemas.microsoft.com/office/word/2010/wordprocessingCanvas" xmlns:cx="http://schemas.microsoft.com/office/drawing/2014/chartex" xmlns:cx1="http://schemas.microsoft.com/office/drawing/2015/9/8/chartex" xmlns:cx2="http://schemas.microsoft.com/office/drawing/2015/10/21/chartex" xmlns:cx3="http://schemas.microsoft.com/office/drawing/2016/5/9/chartex" xmlns:cx4="http://schemas.microsoft.com/office/drawing/2016/5/10/chartex" xmlns:cx5="http://schemas.microsoft.com/office/drawing/2016/5/11/chartex" xmlns:cx6="http://schemas.microsoft.com/office/drawing/2016/5/12/chartex" xmlns:cx7="http://schemas.microsoft.com/office/drawing/2016/5/13/chartex" xmlns:cx8="http://schemas.microsoft.com/office/drawing/2016/5/14/chartex" xmlns:mc="http://schemas.openxmlformats.org/markup-compatibility/2006" xmlns:m="http://schemas.openxmlformats.org/officeDocument/2006/math" xmlns:aink="http://schemas.microsoft.com/office/drawing/2016/ink" xmlns:am3d="http://schemas.microsoft.com/office/drawing/2017/model3d" xmlns:oel="http://schemas.microsoft.com/office/2019/extlst" xmlns:r="http://schemas.openxmlformats.org/officeDocument/2006/relationships" xmlns:wp14="http://schemas.microsoft.com/office/word/2010/wordprocessingDrawing" xmlns:wp="http://schemas.openxmlformats.org/drawingml/2006/wordprocessingDrawing" xmlns:wpg="http://schemas.microsoft.com/office/word/2010/wordprocessingGroup" xmlns:wpi="http://schemas.microsoft.com/office/word/2010/wordprocessingInk" xmlns:wps="http://schemas.microsoft.com/office/word/2010/wordprocessingShape" xmlns:o="urn:schemas-microsoft-com:office:office" xmlns:v="urn:schemas-microsoft-com:vml" xmlns:w10="urn:schemas-microsoft-com:office:word" xmlns:w="http://schemas.openxmlformats.org/wordprocessingml/2006/main" xmlns:w14="http://schemas.microsoft.com/office/word/2010/wordml" xmlns:w15="http://schemas.microsoft.com/office/word/2012/wordml" xmlns:w16cex="http://schemas.microsoft.com/office/word/2018/wordml/cex" xmlns:w16cid="http://schemas.microsoft.com/office/word/2016/wordml/cid" xmlns:w16="http://schemas.microsoft.com/office/word/2018/wordml" xmlns:w16sdtdh="http://schemas.microsoft.com/office/word/2020/wordml/sdtdatahash" xmlns:w16sdtfl="http://schemas.microsoft.com/office/word/2024/wordml/sdtformatlock" xmlns:w16se="http://schemas.microsoft.com/office/word/2015/wordml/symex" xmlns:w16du="http://schemas.microsoft.com/office/word/2023/wordml/word16du" xmlns:wne="http://schemas.microsoft.com/office/word/2006/wordml" mc:Ignorable="w14 w15 w16se w16cid w16 w16cex w16sdtdh w16sdtfl w16du wp14">
   <w:body>
     <w:p>
       <w:pPr>
@@ -541,54 +541,45 @@
           <w:tcPr>
             <w:cnfStyle w:val="001000000000" w:firstRow="0" w:lastRow="0" w:firstColumn="1" w:lastColumn="0" w:oddVBand="0" w:evenVBand="0" w:oddHBand="0" w:evenHBand="0" w:firstRowFirstColumn="0" w:firstRowLastColumn="0" w:lastRowFirstColumn="0" w:lastRowLastColumn="0"/>
             <w:tcW w:w="1424" w:type="dxa"/>
-            <w:hideMark/>
-          </w:tcPr>
-          <w:p>
-            <w:pPr>
-              <w:spacing w:after="160" w:line="278" w:lineRule="auto"/>
-              <w:rPr>
-                <w:rFonts w:ascii="Times New Roman" w:hAnsi="Times New Roman" w:cs="Times New Roman"/>
-              </w:rPr>
-            </w:pPr>
-            <w:r>
-              <w:rPr>
-                <w:rFonts w:ascii="Times New Roman" w:hAnsi="Times New Roman" w:cs="Times New Roman"/>
-              </w:rPr>
-              <w:t xml:space="preserve">Order </w:t>
-            </w:r>
-            <w:r>
-              <w:rPr>
-                <w:rFonts w:ascii="Times New Roman" w:hAnsi="Times New Roman" w:cs="Times New Roman"/>
-              </w:rPr>
-              <w:t>ID</w:t>
+          </w:tcPr>
+          <w:p>
+            <w:pPr>
+              <w:spacing w:after="160" w:line="278" w:lineRule="auto"/>
+              <w:rPr>
+                <w:rFonts w:ascii="Times New Roman" w:hAnsi="Times New Roman" w:cs="Times New Roman"/>
+              </w:rPr>
+            </w:pPr>
+            <w:r>
+              <w:rPr>
+                <w:rFonts w:ascii="Times New Roman" w:hAnsi="Times New Roman" w:cs="Times New Roman"/>
+              </w:rPr>
+              <w:t>Phone Number</w:t>
             </w:r>
           </w:p>
         </w:tc>
         <w:tc>
           <w:tcPr>
             <w:tcW w:w="1673" w:type="dxa"/>
-            <w:hideMark/>
-          </w:tcPr>
-          <w:p>
-            <w:pPr>
-              <w:spacing w:after="160" w:line="278" w:lineRule="auto"/>
-              <w:cnfStyle w:val="000000100000" w:firstRow="0" w:lastRow="0" w:firstColumn="0" w:lastColumn="0" w:oddVBand="0" w:evenVBand="0" w:oddHBand="1" w:evenHBand="0" w:firstRowFirstColumn="0" w:firstRowLastColumn="0" w:lastRowFirstColumn="0" w:lastRowLastColumn="0"/>
-              <w:rPr>
-                <w:rFonts w:ascii="Times New Roman" w:hAnsi="Times New Roman" w:cs="Times New Roman"/>
-              </w:rPr>
-            </w:pPr>
-            <w:r>
-              <w:rPr>
-                <w:rFonts w:ascii="Times New Roman" w:hAnsi="Times New Roman" w:cs="Times New Roman"/>
-              </w:rPr>
-              <w:t>Identifies the original purchase</w:t>
+          </w:tcPr>
+          <w:p>
+            <w:pPr>
+              <w:spacing w:after="160" w:line="278" w:lineRule="auto"/>
+              <w:cnfStyle w:val="000000100000" w:firstRow="0" w:lastRow="0" w:firstColumn="0" w:lastColumn="0" w:oddVBand="0" w:evenVBand="0" w:oddHBand="1" w:evenHBand="0" w:firstRowFirstColumn="0" w:firstRowLastColumn="0" w:lastRowFirstColumn="0" w:lastRowLastColumn="0"/>
+              <w:rPr>
+                <w:rFonts w:ascii="Times New Roman" w:hAnsi="Times New Roman" w:cs="Times New Roman"/>
+              </w:rPr>
+            </w:pPr>
+            <w:r>
+              <w:rPr>
+                <w:rFonts w:ascii="Times New Roman" w:hAnsi="Times New Roman" w:cs="Times New Roman"/>
+              </w:rPr>
+              <w:t>Optional customer contact phone</w:t>
             </w:r>
           </w:p>
         </w:tc>
         <w:tc>
           <w:tcPr>
             <w:tcW w:w="1426" w:type="dxa"/>
-            <w:hideMark/>
           </w:tcPr>
           <w:p>
             <w:pPr>
@@ -609,98 +600,80 @@
         <w:tc>
           <w:tcPr>
             <w:tcW w:w="870" w:type="dxa"/>
-            <w:hideMark/>
-          </w:tcPr>
-          <w:p>
-            <w:pPr>
-              <w:spacing w:after="160" w:line="278" w:lineRule="auto"/>
-              <w:cnfStyle w:val="000000100000" w:firstRow="0" w:lastRow="0" w:firstColumn="0" w:lastColumn="0" w:oddVBand="0" w:evenVBand="0" w:oddHBand="1" w:evenHBand="0" w:firstRowFirstColumn="0" w:firstRowLastColumn="0" w:lastRowFirstColumn="0" w:lastRowLastColumn="0"/>
-              <w:rPr>
-                <w:rFonts w:ascii="Times New Roman" w:hAnsi="Times New Roman" w:cs="Times New Roman"/>
-              </w:rPr>
-            </w:pPr>
-            <w:r>
-              <w:rPr>
-                <w:rFonts w:ascii="Times New Roman" w:hAnsi="Times New Roman" w:cs="Times New Roman"/>
-              </w:rPr>
-              <w:t>Yes</w:t>
+          </w:tcPr>
+          <w:p>
+            <w:pPr>
+              <w:spacing w:after="160" w:line="278" w:lineRule="auto"/>
+              <w:cnfStyle w:val="000000100000" w:firstRow="0" w:lastRow="0" w:firstColumn="0" w:lastColumn="0" w:oddVBand="0" w:evenVBand="0" w:oddHBand="1" w:evenHBand="0" w:firstRowFirstColumn="0" w:firstRowLastColumn="0" w:lastRowFirstColumn="0" w:lastRowLastColumn="0"/>
+              <w:rPr>
+                <w:rFonts w:ascii="Times New Roman" w:hAnsi="Times New Roman" w:cs="Times New Roman"/>
+              </w:rPr>
+            </w:pPr>
+            <w:r>
+              <w:rPr>
+                <w:rFonts w:ascii="Times New Roman" w:hAnsi="Times New Roman" w:cs="Times New Roman"/>
+              </w:rPr>
+              <w:t>No</w:t>
             </w:r>
           </w:p>
         </w:tc>
         <w:tc>
           <w:tcPr>
             <w:tcW w:w="1267" w:type="dxa"/>
-            <w:hideMark/>
-          </w:tcPr>
-          <w:p>
-            <w:pPr>
-              <w:spacing w:after="160" w:line="278" w:lineRule="auto"/>
-              <w:cnfStyle w:val="000000100000" w:firstRow="0" w:lastRow="0" w:firstColumn="0" w:lastColumn="0" w:oddVBand="0" w:evenVBand="0" w:oddHBand="1" w:evenHBand="0" w:firstRowFirstColumn="0" w:firstRowLastColumn="0" w:lastRowFirstColumn="0" w:lastRowLastColumn="0"/>
-              <w:rPr>
-                <w:rFonts w:ascii="Times New Roman" w:hAnsi="Times New Roman" w:cs="Times New Roman"/>
-              </w:rPr>
-            </w:pPr>
-            <w:r>
-              <w:rPr>
-                <w:rFonts w:ascii="Times New Roman" w:hAnsi="Times New Roman" w:cs="Times New Roman"/>
-              </w:rPr>
-              <w:t>User-entered</w:t>
+          </w:tcPr>
+          <w:p>
+            <w:pPr>
+              <w:spacing w:after="160" w:line="278" w:lineRule="auto"/>
+              <w:cnfStyle w:val="000000100000" w:firstRow="0" w:lastRow="0" w:firstColumn="0" w:lastColumn="0" w:oddVBand="0" w:evenVBand="0" w:oddHBand="1" w:evenHBand="0" w:firstRowFirstColumn="0" w:firstRowLastColumn="0" w:lastRowFirstColumn="0" w:lastRowLastColumn="0"/>
+              <w:rPr>
+                <w:rFonts w:ascii="Times New Roman" w:hAnsi="Times New Roman" w:cs="Times New Roman"/>
+              </w:rPr>
+            </w:pPr>
+            <w:r>
+              <w:rPr>
+                <w:rFonts w:ascii="Times New Roman" w:hAnsi="Times New Roman" w:cs="Times New Roman"/>
+              </w:rPr>
+              <w:t>User-Entered</w:t>
             </w:r>
           </w:p>
         </w:tc>
         <w:tc>
           <w:tcPr>
             <w:tcW w:w="2700" w:type="dxa"/>
-            <w:hideMark/>
-          </w:tcPr>
-          <w:p>
-            <w:pPr>
-              <w:spacing w:after="160" w:line="278" w:lineRule="auto"/>
-              <w:cnfStyle w:val="000000100000" w:firstRow="0" w:lastRow="0" w:firstColumn="0" w:lastColumn="0" w:oddVBand="0" w:evenVBand="0" w:oddHBand="1" w:evenHBand="0" w:firstRowFirstColumn="0" w:firstRowLastColumn="0" w:lastRowFirstColumn="0" w:lastRowLastColumn="0"/>
-              <w:rPr>
-                <w:rFonts w:ascii="Times New Roman" w:hAnsi="Times New Roman" w:cs="Times New Roman"/>
-              </w:rPr>
-            </w:pPr>
-            <w:r>
-              <w:rPr>
-                <w:rFonts w:ascii="Times New Roman" w:hAnsi="Times New Roman" w:cs="Times New Roman"/>
-              </w:rPr>
-              <w:t xml:space="preserve">Must be a valid </w:t>
-            </w:r>
-            <w:proofErr w:type="spellStart"/>
-            <w:r>
-              <w:rPr>
-                <w:rFonts w:ascii="Times New Roman" w:hAnsi="Times New Roman" w:cs="Times New Roman"/>
-              </w:rPr>
-              <w:t>TigerSteps</w:t>
-            </w:r>
-            <w:proofErr w:type="spellEnd"/>
-            <w:r>
-              <w:rPr>
-                <w:rFonts w:ascii="Times New Roman" w:hAnsi="Times New Roman" w:cs="Times New Roman"/>
-              </w:rPr>
-              <w:t xml:space="preserve"> order</w:t>
+          </w:tcPr>
+          <w:p>
+            <w:pPr>
+              <w:spacing w:after="160" w:line="278" w:lineRule="auto"/>
+              <w:cnfStyle w:val="000000100000" w:firstRow="0" w:lastRow="0" w:firstColumn="0" w:lastColumn="0" w:oddVBand="0" w:evenVBand="0" w:oddHBand="1" w:evenHBand="0" w:firstRowFirstColumn="0" w:firstRowLastColumn="0" w:lastRowFirstColumn="0" w:lastRowLastColumn="0"/>
+              <w:rPr>
+                <w:rFonts w:ascii="Times New Roman" w:hAnsi="Times New Roman" w:cs="Times New Roman"/>
+              </w:rPr>
+            </w:pPr>
+            <w:r>
+              <w:rPr>
+                <w:rFonts w:ascii="Times New Roman" w:hAnsi="Times New Roman" w:cs="Times New Roman"/>
+              </w:rPr>
+              <w:t xml:space="preserve">If provided, format ###-###-####; not an eligibility requirement </w:t>
             </w:r>
           </w:p>
         </w:tc>
         <w:tc>
           <w:tcPr>
             <w:tcW w:w="1890" w:type="dxa"/>
-            <w:hideMark/>
-          </w:tcPr>
-          <w:p>
-            <w:pPr>
-              <w:spacing w:after="160" w:line="278" w:lineRule="auto"/>
-              <w:cnfStyle w:val="000000100000" w:firstRow="0" w:lastRow="0" w:firstColumn="0" w:lastColumn="0" w:oddVBand="0" w:evenVBand="0" w:oddHBand="1" w:evenHBand="0" w:firstRowFirstColumn="0" w:firstRowLastColumn="0" w:lastRowFirstColumn="0" w:lastRowLastColumn="0"/>
-              <w:rPr>
-                <w:rFonts w:ascii="Times New Roman" w:hAnsi="Times New Roman" w:cs="Times New Roman"/>
-              </w:rPr>
-            </w:pPr>
-            <w:r>
-              <w:rPr>
-                <w:rFonts w:ascii="Times New Roman" w:hAnsi="Times New Roman" w:cs="Times New Roman"/>
-              </w:rPr>
-              <w:t>ORD-7821</w:t>
+          </w:tcPr>
+          <w:p>
+            <w:pPr>
+              <w:spacing w:after="160" w:line="278" w:lineRule="auto"/>
+              <w:cnfStyle w:val="000000100000" w:firstRow="0" w:lastRow="0" w:firstColumn="0" w:lastColumn="0" w:oddVBand="0" w:evenVBand="0" w:oddHBand="1" w:evenHBand="0" w:firstRowFirstColumn="0" w:firstRowLastColumn="0" w:lastRowFirstColumn="0" w:lastRowLastColumn="0"/>
+              <w:rPr>
+                <w:rFonts w:ascii="Times New Roman" w:hAnsi="Times New Roman" w:cs="Times New Roman"/>
+              </w:rPr>
+            </w:pPr>
+            <w:r>
+              <w:rPr>
+                <w:rFonts w:ascii="Times New Roman" w:hAnsi="Times New Roman" w:cs="Times New Roman"/>
+              </w:rPr>
+              <w:t>012-345-6789</w:t>
             </w:r>
           </w:p>
         </w:tc>
@@ -723,7 +696,13 @@
               <w:rPr>
                 <w:rFonts w:ascii="Times New Roman" w:hAnsi="Times New Roman" w:cs="Times New Roman"/>
               </w:rPr>
-              <w:t>Item ID</w:t>
+              <w:t xml:space="preserve">Order </w:t>
+            </w:r>
+            <w:r>
+              <w:rPr>
+                <w:rFonts w:ascii="Times New Roman" w:hAnsi="Times New Roman" w:cs="Times New Roman"/>
+              </w:rPr>
+              <w:t>ID</w:t>
             </w:r>
           </w:p>
         </w:tc>
@@ -744,7 +723,7 @@
               <w:rPr>
                 <w:rFonts w:ascii="Times New Roman" w:hAnsi="Times New Roman" w:cs="Times New Roman"/>
               </w:rPr>
-              <w:t>Identifies the footwear being returned</w:t>
+              <w:t>Identifies the original purchase</w:t>
             </w:r>
           </w:p>
         </w:tc>
@@ -828,7 +807,21 @@
               <w:rPr>
                 <w:rFonts w:ascii="Times New Roman" w:hAnsi="Times New Roman" w:cs="Times New Roman"/>
               </w:rPr>
-              <w:t>Must be part of the order</w:t>
+              <w:t xml:space="preserve">Must be a valid </w:t>
+            </w:r>
+            <w:proofErr w:type="spellStart"/>
+            <w:r>
+              <w:rPr>
+                <w:rFonts w:ascii="Times New Roman" w:hAnsi="Times New Roman" w:cs="Times New Roman"/>
+              </w:rPr>
+              <w:t>TigerSteps</w:t>
+            </w:r>
+            <w:proofErr w:type="spellEnd"/>
+            <w:r>
+              <w:rPr>
+                <w:rFonts w:ascii="Times New Roman" w:hAnsi="Times New Roman" w:cs="Times New Roman"/>
+              </w:rPr>
+              <w:t xml:space="preserve"> order</w:t>
             </w:r>
           </w:p>
         </w:tc>
@@ -849,7 +842,7 @@
               <w:rPr>
                 <w:rFonts w:ascii="Times New Roman" w:hAnsi="Times New Roman" w:cs="Times New Roman"/>
               </w:rPr>
-              <w:t>SHOE-204</w:t>
+              <w:t>ORD-7821</w:t>
             </w:r>
           </w:p>
         </w:tc>
@@ -862,90 +855,85 @@
           <w:tcPr>
             <w:cnfStyle w:val="001000000000" w:firstRow="0" w:lastRow="0" w:firstColumn="1" w:lastColumn="0" w:oddVBand="0" w:evenVBand="0" w:oddHBand="0" w:evenHBand="0" w:firstRowFirstColumn="0" w:firstRowLastColumn="0" w:lastRowFirstColumn="0" w:lastRowLastColumn="0"/>
             <w:tcW w:w="1424" w:type="dxa"/>
-            <w:hideMark/>
-          </w:tcPr>
-          <w:p>
-            <w:pPr>
-              <w:spacing w:after="160" w:line="278" w:lineRule="auto"/>
-              <w:rPr>
-                <w:rFonts w:ascii="Times New Roman" w:hAnsi="Times New Roman" w:cs="Times New Roman"/>
-              </w:rPr>
-            </w:pPr>
-            <w:r>
-              <w:rPr>
-                <w:rFonts w:ascii="Times New Roman" w:hAnsi="Times New Roman" w:cs="Times New Roman"/>
-              </w:rPr>
-              <w:t>Return Quantity</w:t>
+          </w:tcPr>
+          <w:p>
+            <w:pPr>
+              <w:spacing w:after="160" w:line="278" w:lineRule="auto"/>
+              <w:rPr>
+                <w:rFonts w:ascii="Times New Roman" w:hAnsi="Times New Roman" w:cs="Times New Roman"/>
+              </w:rPr>
+            </w:pPr>
+            <w:r>
+              <w:rPr>
+                <w:rFonts w:ascii="Times New Roman" w:hAnsi="Times New Roman" w:cs="Times New Roman"/>
+              </w:rPr>
+              <w:t>Email Address</w:t>
             </w:r>
           </w:p>
         </w:tc>
         <w:tc>
           <w:tcPr>
             <w:tcW w:w="1673" w:type="dxa"/>
-            <w:hideMark/>
-          </w:tcPr>
-          <w:p>
-            <w:pPr>
-              <w:spacing w:after="160" w:line="278" w:lineRule="auto"/>
-              <w:cnfStyle w:val="000000100000" w:firstRow="0" w:lastRow="0" w:firstColumn="0" w:lastColumn="0" w:oddVBand="0" w:evenVBand="0" w:oddHBand="1" w:evenHBand="0" w:firstRowFirstColumn="0" w:firstRowLastColumn="0" w:lastRowFirstColumn="0" w:lastRowLastColumn="0"/>
-              <w:rPr>
-                <w:rFonts w:ascii="Times New Roman" w:hAnsi="Times New Roman" w:cs="Times New Roman"/>
-              </w:rPr>
-            </w:pPr>
-            <w:r>
-              <w:rPr>
-                <w:rFonts w:ascii="Times New Roman" w:hAnsi="Times New Roman" w:cs="Times New Roman"/>
-              </w:rPr>
-              <w:t>Number of items being returned</w:t>
+          </w:tcPr>
+          <w:p>
+            <w:pPr>
+              <w:spacing w:after="160" w:line="278" w:lineRule="auto"/>
+              <w:cnfStyle w:val="000000100000" w:firstRow="0" w:lastRow="0" w:firstColumn="0" w:lastColumn="0" w:oddVBand="0" w:evenVBand="0" w:oddHBand="1" w:evenHBand="0" w:firstRowFirstColumn="0" w:firstRowLastColumn="0" w:lastRowFirstColumn="0" w:lastRowLastColumn="0"/>
+              <w:rPr>
+                <w:rFonts w:ascii="Times New Roman" w:hAnsi="Times New Roman" w:cs="Times New Roman"/>
+              </w:rPr>
+            </w:pPr>
+            <w:r>
+              <w:rPr>
+                <w:rFonts w:ascii="Times New Roman" w:hAnsi="Times New Roman" w:cs="Times New Roman"/>
+              </w:rPr>
+              <w:t>Optional customer contact email</w:t>
             </w:r>
           </w:p>
         </w:tc>
         <w:tc>
           <w:tcPr>
             <w:tcW w:w="1426" w:type="dxa"/>
-            <w:hideMark/>
-          </w:tcPr>
-          <w:p>
-            <w:pPr>
-              <w:spacing w:after="160" w:line="278" w:lineRule="auto"/>
-              <w:cnfStyle w:val="000000100000" w:firstRow="0" w:lastRow="0" w:firstColumn="0" w:lastColumn="0" w:oddVBand="0" w:evenVBand="0" w:oddHBand="1" w:evenHBand="0" w:firstRowFirstColumn="0" w:firstRowLastColumn="0" w:lastRowFirstColumn="0" w:lastRowLastColumn="0"/>
-              <w:rPr>
-                <w:rFonts w:ascii="Times New Roman" w:hAnsi="Times New Roman" w:cs="Times New Roman"/>
-              </w:rPr>
-            </w:pPr>
-            <w:r>
-              <w:rPr>
-                <w:rFonts w:ascii="Times New Roman" w:hAnsi="Times New Roman" w:cs="Times New Roman"/>
-              </w:rPr>
-              <w:t>Number</w:t>
+          </w:tcPr>
+          <w:p>
+            <w:pPr>
+              <w:spacing w:after="160" w:line="278" w:lineRule="auto"/>
+              <w:cnfStyle w:val="000000100000" w:firstRow="0" w:lastRow="0" w:firstColumn="0" w:lastColumn="0" w:oddVBand="0" w:evenVBand="0" w:oddHBand="1" w:evenHBand="0" w:firstRowFirstColumn="0" w:firstRowLastColumn="0" w:lastRowFirstColumn="0" w:lastRowLastColumn="0"/>
+              <w:rPr>
+                <w:rFonts w:ascii="Times New Roman" w:hAnsi="Times New Roman" w:cs="Times New Roman"/>
+              </w:rPr>
+            </w:pPr>
+            <w:r>
+              <w:rPr>
+                <w:rFonts w:ascii="Times New Roman" w:hAnsi="Times New Roman" w:cs="Times New Roman"/>
+              </w:rPr>
+              <w:t>Text</w:t>
             </w:r>
           </w:p>
         </w:tc>
         <w:tc>
           <w:tcPr>
             <w:tcW w:w="870" w:type="dxa"/>
-            <w:hideMark/>
-          </w:tcPr>
-          <w:p>
-            <w:pPr>
-              <w:spacing w:after="160" w:line="278" w:lineRule="auto"/>
-              <w:cnfStyle w:val="000000100000" w:firstRow="0" w:lastRow="0" w:firstColumn="0" w:lastColumn="0" w:oddVBand="0" w:evenVBand="0" w:oddHBand="1" w:evenHBand="0" w:firstRowFirstColumn="0" w:firstRowLastColumn="0" w:lastRowFirstColumn="0" w:lastRowLastColumn="0"/>
-              <w:rPr>
-                <w:rFonts w:ascii="Times New Roman" w:hAnsi="Times New Roman" w:cs="Times New Roman"/>
-              </w:rPr>
-            </w:pPr>
-            <w:r>
-              <w:rPr>
-                <w:rFonts w:ascii="Times New Roman" w:hAnsi="Times New Roman" w:cs="Times New Roman"/>
-              </w:rPr>
-              <w:t>Yes</w:t>
+          </w:tcPr>
+          <w:p>
+            <w:pPr>
+              <w:spacing w:after="160" w:line="278" w:lineRule="auto"/>
+              <w:cnfStyle w:val="000000100000" w:firstRow="0" w:lastRow="0" w:firstColumn="0" w:lastColumn="0" w:oddVBand="0" w:evenVBand="0" w:oddHBand="1" w:evenHBand="0" w:firstRowFirstColumn="0" w:firstRowLastColumn="0" w:lastRowFirstColumn="0" w:lastRowLastColumn="0"/>
+              <w:rPr>
+                <w:rFonts w:ascii="Times New Roman" w:hAnsi="Times New Roman" w:cs="Times New Roman"/>
+              </w:rPr>
+            </w:pPr>
+            <w:r>
+              <w:rPr>
+                <w:rFonts w:ascii="Times New Roman" w:hAnsi="Times New Roman" w:cs="Times New Roman"/>
+              </w:rPr>
+              <w:t>No</w:t>
             </w:r>
           </w:p>
         </w:tc>
         <w:tc>
           <w:tcPr>
             <w:tcW w:w="1267" w:type="dxa"/>
-            <w:hideMark/>
           </w:tcPr>
           <w:p>
             <w:pPr>
@@ -966,42 +954,38 @@
         <w:tc>
           <w:tcPr>
             <w:tcW w:w="2700" w:type="dxa"/>
-            <w:hideMark/>
-          </w:tcPr>
-          <w:p>
-            <w:pPr>
-              <w:spacing w:after="160" w:line="278" w:lineRule="auto"/>
-              <w:cnfStyle w:val="000000100000" w:firstRow="0" w:lastRow="0" w:firstColumn="0" w:lastColumn="0" w:oddVBand="0" w:evenVBand="0" w:oddHBand="1" w:evenHBand="0" w:firstRowFirstColumn="0" w:firstRowLastColumn="0" w:lastRowFirstColumn="0" w:lastRowLastColumn="0"/>
-              <w:rPr>
-                <w:rFonts w:ascii="Times New Roman" w:hAnsi="Times New Roman" w:cs="Times New Roman"/>
-              </w:rPr>
-            </w:pPr>
-            <w:r>
-              <w:rPr>
-                <w:rFonts w:ascii="Times New Roman" w:hAnsi="Times New Roman" w:cs="Times New Roman"/>
-              </w:rPr>
-              <w:t>Cannot exceed quantity purchased</w:t>
+          </w:tcPr>
+          <w:p>
+            <w:pPr>
+              <w:cnfStyle w:val="000000100000" w:firstRow="0" w:lastRow="0" w:firstColumn="0" w:lastColumn="0" w:oddVBand="0" w:evenVBand="0" w:oddHBand="1" w:evenHBand="0" w:firstRowFirstColumn="0" w:firstRowLastColumn="0" w:lastRowFirstColumn="0" w:lastRowLastColumn="0"/>
+              <w:rPr>
+                <w:rFonts w:ascii="Times New Roman" w:hAnsi="Times New Roman" w:cs="Times New Roman"/>
+              </w:rPr>
+            </w:pPr>
+            <w:r>
+              <w:rPr>
+                <w:rFonts w:ascii="Times New Roman" w:hAnsi="Times New Roman" w:cs="Times New Roman"/>
+              </w:rPr>
+              <w:t>Valid email format if provided; not an eligibility requirement</w:t>
             </w:r>
           </w:p>
         </w:tc>
         <w:tc>
           <w:tcPr>
             <w:tcW w:w="1890" w:type="dxa"/>
-            <w:hideMark/>
-          </w:tcPr>
-          <w:p>
-            <w:pPr>
-              <w:spacing w:after="160" w:line="278" w:lineRule="auto"/>
-              <w:cnfStyle w:val="000000100000" w:firstRow="0" w:lastRow="0" w:firstColumn="0" w:lastColumn="0" w:oddVBand="0" w:evenVBand="0" w:oddHBand="1" w:evenHBand="0" w:firstRowFirstColumn="0" w:firstRowLastColumn="0" w:lastRowFirstColumn="0" w:lastRowLastColumn="0"/>
-              <w:rPr>
-                <w:rFonts w:ascii="Times New Roman" w:hAnsi="Times New Roman" w:cs="Times New Roman"/>
-              </w:rPr>
-            </w:pPr>
-            <w:r>
-              <w:rPr>
-                <w:rFonts w:ascii="Times New Roman" w:hAnsi="Times New Roman" w:cs="Times New Roman"/>
-              </w:rPr>
-              <w:t>1</w:t>
+          </w:tcPr>
+          <w:p>
+            <w:pPr>
+              <w:cnfStyle w:val="000000100000" w:firstRow="0" w:lastRow="0" w:firstColumn="0" w:lastColumn="0" w:oddVBand="0" w:evenVBand="0" w:oddHBand="1" w:evenHBand="0" w:firstRowFirstColumn="0" w:firstRowLastColumn="0" w:lastRowFirstColumn="0" w:lastRowLastColumn="0"/>
+              <w:rPr>
+                <w:rFonts w:ascii="Times New Roman" w:hAnsi="Times New Roman" w:cs="Times New Roman"/>
+              </w:rPr>
+            </w:pPr>
+            <w:r>
+              <w:rPr>
+                <w:rFonts w:ascii="Times New Roman" w:hAnsi="Times New Roman" w:cs="Times New Roman"/>
+              </w:rPr>
+              <w:t>name@example.com</w:t>
             </w:r>
           </w:p>
         </w:tc>
@@ -1011,73 +995,89 @@
           <w:tcPr>
             <w:cnfStyle w:val="001000000000" w:firstRow="0" w:lastRow="0" w:firstColumn="1" w:lastColumn="0" w:oddVBand="0" w:evenVBand="0" w:oddHBand="0" w:evenHBand="0" w:firstRowFirstColumn="0" w:firstRowLastColumn="0" w:lastRowFirstColumn="0" w:lastRowLastColumn="0"/>
             <w:tcW w:w="1424" w:type="dxa"/>
-            <w:hideMark/>
-          </w:tcPr>
-          <w:p>
-            <w:pPr>
-              <w:spacing w:after="160" w:line="278" w:lineRule="auto"/>
-              <w:rPr>
-                <w:rFonts w:ascii="Times New Roman" w:hAnsi="Times New Roman" w:cs="Times New Roman"/>
-              </w:rPr>
-            </w:pPr>
-            <w:r>
-              <w:rPr>
-                <w:rFonts w:ascii="Times New Roman" w:hAnsi="Times New Roman" w:cs="Times New Roman"/>
-              </w:rPr>
-              <w:t>Return Reason</w:t>
+          </w:tcPr>
+          <w:p>
+            <w:pPr>
+              <w:rPr>
+                <w:rFonts w:ascii="Times New Roman" w:hAnsi="Times New Roman" w:cs="Times New Roman"/>
+              </w:rPr>
+            </w:pPr>
+            <w:r>
+              <w:rPr>
+                <w:rFonts w:ascii="Times New Roman" w:hAnsi="Times New Roman" w:cs="Times New Roman"/>
+              </w:rPr>
+              <w:t>Quantity Purchased</w:t>
             </w:r>
           </w:p>
         </w:tc>
         <w:tc>
           <w:tcPr>
             <w:tcW w:w="1673" w:type="dxa"/>
-            <w:hideMark/>
-          </w:tcPr>
-          <w:p>
-            <w:pPr>
-              <w:spacing w:after="160" w:line="278" w:lineRule="auto"/>
-              <w:cnfStyle w:val="000000000000" w:firstRow="0" w:lastRow="0" w:firstColumn="0" w:lastColumn="0" w:oddVBand="0" w:evenVBand="0" w:oddHBand="0" w:evenHBand="0" w:firstRowFirstColumn="0" w:firstRowLastColumn="0" w:lastRowFirstColumn="0" w:lastRowLastColumn="0"/>
-              <w:rPr>
-                <w:rFonts w:ascii="Times New Roman" w:hAnsi="Times New Roman" w:cs="Times New Roman"/>
-              </w:rPr>
-            </w:pPr>
-            <w:r>
-              <w:rPr>
-                <w:rFonts w:ascii="Times New Roman" w:hAnsi="Times New Roman" w:cs="Times New Roman"/>
-              </w:rPr>
-              <w:t>Customer’s reason for the return</w:t>
-            </w:r>
+          </w:tcPr>
+          <w:p>
+            <w:pPr>
+              <w:cnfStyle w:val="000000000000" w:firstRow="0" w:lastRow="0" w:firstColumn="0" w:lastColumn="0" w:oddVBand="0" w:evenVBand="0" w:oddHBand="0" w:evenHBand="0" w:firstRowFirstColumn="0" w:firstRowLastColumn="0" w:lastRowFirstColumn="0" w:lastRowLastColumn="0"/>
+              <w:rPr>
+                <w:rFonts w:ascii="Times New Roman" w:hAnsi="Times New Roman" w:cs="Times New Roman"/>
+              </w:rPr>
+            </w:pPr>
+            <w:r>
+              <w:rPr>
+                <w:rFonts w:ascii="Times New Roman" w:hAnsi="Times New Roman" w:cs="Times New Roman"/>
+              </w:rPr>
+              <w:t>Original quantity of the selected item on the order</w:t>
+            </w:r>
+          </w:p>
+          <w:p>
+            <w:pPr>
+              <w:cnfStyle w:val="000000000000" w:firstRow="0" w:lastRow="0" w:firstColumn="0" w:lastColumn="0" w:oddVBand="0" w:evenVBand="0" w:oddHBand="0" w:evenHBand="0" w:firstRowFirstColumn="0" w:firstRowLastColumn="0" w:lastRowFirstColumn="0" w:lastRowLastColumn="0"/>
+              <w:rPr>
+                <w:rFonts w:ascii="Times New Roman" w:hAnsi="Times New Roman" w:cs="Times New Roman"/>
+              </w:rPr>
+            </w:pPr>
           </w:p>
         </w:tc>
         <w:tc>
           <w:tcPr>
             <w:tcW w:w="1426" w:type="dxa"/>
-            <w:hideMark/>
-          </w:tcPr>
-          <w:p>
-            <w:pPr>
-              <w:spacing w:after="160" w:line="278" w:lineRule="auto"/>
-              <w:cnfStyle w:val="000000000000" w:firstRow="0" w:lastRow="0" w:firstColumn="0" w:lastColumn="0" w:oddVBand="0" w:evenVBand="0" w:oddHBand="0" w:evenHBand="0" w:firstRowFirstColumn="0" w:firstRowLastColumn="0" w:lastRowFirstColumn="0" w:lastRowLastColumn="0"/>
-              <w:rPr>
-                <w:rFonts w:ascii="Times New Roman" w:hAnsi="Times New Roman" w:cs="Times New Roman"/>
-              </w:rPr>
-            </w:pPr>
-            <w:r>
-              <w:rPr>
-                <w:rFonts w:ascii="Times New Roman" w:hAnsi="Times New Roman" w:cs="Times New Roman"/>
-              </w:rPr>
-              <w:t>Text</w:t>
+          </w:tcPr>
+          <w:p>
+            <w:pPr>
+              <w:cnfStyle w:val="000000000000" w:firstRow="0" w:lastRow="0" w:firstColumn="0" w:lastColumn="0" w:oddVBand="0" w:evenVBand="0" w:oddHBand="0" w:evenHBand="0" w:firstRowFirstColumn="0" w:firstRowLastColumn="0" w:lastRowFirstColumn="0" w:lastRowLastColumn="0"/>
+              <w:rPr>
+                <w:rFonts w:ascii="Times New Roman" w:hAnsi="Times New Roman" w:cs="Times New Roman"/>
+              </w:rPr>
+            </w:pPr>
+          </w:p>
+          <w:p>
+            <w:pPr>
+              <w:cnfStyle w:val="000000000000" w:firstRow="0" w:lastRow="0" w:firstColumn="0" w:lastColumn="0" w:oddVBand="0" w:evenVBand="0" w:oddHBand="0" w:evenHBand="0" w:firstRowFirstColumn="0" w:firstRowLastColumn="0" w:lastRowFirstColumn="0" w:lastRowLastColumn="0"/>
+              <w:rPr>
+                <w:rFonts w:ascii="Times New Roman" w:hAnsi="Times New Roman" w:cs="Times New Roman"/>
+              </w:rPr>
+            </w:pPr>
+          </w:p>
+          <w:p>
+            <w:pPr>
+              <w:cnfStyle w:val="000000000000" w:firstRow="0" w:lastRow="0" w:firstColumn="0" w:lastColumn="0" w:oddVBand="0" w:evenVBand="0" w:oddHBand="0" w:evenHBand="0" w:firstRowFirstColumn="0" w:firstRowLastColumn="0" w:lastRowFirstColumn="0" w:lastRowLastColumn="0"/>
+              <w:rPr>
+                <w:rFonts w:ascii="Times New Roman" w:hAnsi="Times New Roman" w:cs="Times New Roman"/>
+              </w:rPr>
+            </w:pPr>
+            <w:r>
+              <w:rPr>
+                <w:rFonts w:ascii="Times New Roman" w:hAnsi="Times New Roman" w:cs="Times New Roman"/>
+              </w:rPr>
+              <w:t>Number</w:t>
             </w:r>
           </w:p>
         </w:tc>
         <w:tc>
           <w:tcPr>
             <w:tcW w:w="870" w:type="dxa"/>
-            <w:hideMark/>
-          </w:tcPr>
-          <w:p>
-            <w:pPr>
-              <w:spacing w:after="160" w:line="278" w:lineRule="auto"/>
+          </w:tcPr>
+          <w:p>
+            <w:pPr>
               <w:cnfStyle w:val="000000000000" w:firstRow="0" w:lastRow="0" w:firstColumn="0" w:lastColumn="0" w:oddVBand="0" w:evenVBand="0" w:oddHBand="0" w:evenHBand="0" w:firstRowFirstColumn="0" w:firstRowLastColumn="0" w:lastRowFirstColumn="0" w:lastRowLastColumn="0"/>
               <w:rPr>
                 <w:rFonts w:ascii="Times New Roman" w:hAnsi="Times New Roman" w:cs="Times New Roman"/>
@@ -1094,63 +1094,57 @@
         <w:tc>
           <w:tcPr>
             <w:tcW w:w="1267" w:type="dxa"/>
-            <w:hideMark/>
-          </w:tcPr>
-          <w:p>
-            <w:pPr>
-              <w:spacing w:after="160" w:line="278" w:lineRule="auto"/>
-              <w:cnfStyle w:val="000000000000" w:firstRow="0" w:lastRow="0" w:firstColumn="0" w:lastColumn="0" w:oddVBand="0" w:evenVBand="0" w:oddHBand="0" w:evenHBand="0" w:firstRowFirstColumn="0" w:firstRowLastColumn="0" w:lastRowFirstColumn="0" w:lastRowLastColumn="0"/>
-              <w:rPr>
-                <w:rFonts w:ascii="Times New Roman" w:hAnsi="Times New Roman" w:cs="Times New Roman"/>
-              </w:rPr>
-            </w:pPr>
-            <w:r>
-              <w:rPr>
-                <w:rFonts w:ascii="Times New Roman" w:hAnsi="Times New Roman" w:cs="Times New Roman"/>
-              </w:rPr>
-              <w:t>User-entered</w:t>
+          </w:tcPr>
+          <w:p>
+            <w:pPr>
+              <w:cnfStyle w:val="000000000000" w:firstRow="0" w:lastRow="0" w:firstColumn="0" w:lastColumn="0" w:oddVBand="0" w:evenVBand="0" w:oddHBand="0" w:evenHBand="0" w:firstRowFirstColumn="0" w:firstRowLastColumn="0" w:lastRowFirstColumn="0" w:lastRowLastColumn="0"/>
+              <w:rPr>
+                <w:rFonts w:ascii="Times New Roman" w:hAnsi="Times New Roman" w:cs="Times New Roman"/>
+              </w:rPr>
+            </w:pPr>
+            <w:r>
+              <w:rPr>
+                <w:rFonts w:ascii="Times New Roman" w:hAnsi="Times New Roman" w:cs="Times New Roman"/>
+              </w:rPr>
+              <w:t>System-sourced (read-only)</w:t>
             </w:r>
           </w:p>
         </w:tc>
         <w:tc>
           <w:tcPr>
             <w:tcW w:w="2700" w:type="dxa"/>
-            <w:hideMark/>
-          </w:tcPr>
-          <w:p>
-            <w:pPr>
-              <w:spacing w:after="160" w:line="278" w:lineRule="auto"/>
-              <w:cnfStyle w:val="000000000000" w:firstRow="0" w:lastRow="0" w:firstColumn="0" w:lastColumn="0" w:oddVBand="0" w:evenVBand="0" w:oddHBand="0" w:evenHBand="0" w:firstRowFirstColumn="0" w:firstRowLastColumn="0" w:lastRowFirstColumn="0" w:lastRowLastColumn="0"/>
-              <w:rPr>
-                <w:rFonts w:ascii="Times New Roman" w:hAnsi="Times New Roman" w:cs="Times New Roman"/>
-              </w:rPr>
-            </w:pPr>
-            <w:r>
-              <w:rPr>
-                <w:rFonts w:ascii="Times New Roman" w:hAnsi="Times New Roman" w:cs="Times New Roman"/>
-              </w:rPr>
-              <w:t>Must select/provide a reason</w:t>
+          </w:tcPr>
+          <w:p>
+            <w:pPr>
+              <w:cnfStyle w:val="000000000000" w:firstRow="0" w:lastRow="0" w:firstColumn="0" w:lastColumn="0" w:oddVBand="0" w:evenVBand="0" w:oddHBand="0" w:evenHBand="0" w:firstRowFirstColumn="0" w:firstRowLastColumn="0" w:lastRowFirstColumn="0" w:lastRowLastColumn="0"/>
+              <w:rPr>
+                <w:rFonts w:ascii="Times New Roman" w:hAnsi="Times New Roman" w:cs="Times New Roman"/>
+              </w:rPr>
+            </w:pPr>
+            <w:r>
+              <w:rPr>
+                <w:rFonts w:ascii="Times New Roman" w:hAnsi="Times New Roman" w:cs="Times New Roman"/>
+              </w:rPr>
+              <w:t>Populated from order record; not editable</w:t>
             </w:r>
           </w:p>
         </w:tc>
         <w:tc>
           <w:tcPr>
             <w:tcW w:w="1890" w:type="dxa"/>
-            <w:hideMark/>
-          </w:tcPr>
-          <w:p>
-            <w:pPr>
-              <w:spacing w:after="160" w:line="278" w:lineRule="auto"/>
-              <w:cnfStyle w:val="000000000000" w:firstRow="0" w:lastRow="0" w:firstColumn="0" w:lastColumn="0" w:oddVBand="0" w:evenVBand="0" w:oddHBand="0" w:evenHBand="0" w:firstRowFirstColumn="0" w:firstRowLastColumn="0" w:lastRowFirstColumn="0" w:lastRowLastColumn="0"/>
-              <w:rPr>
-                <w:rFonts w:ascii="Times New Roman" w:hAnsi="Times New Roman" w:cs="Times New Roman"/>
-              </w:rPr>
-            </w:pPr>
-            <w:r>
-              <w:rPr>
-                <w:rFonts w:ascii="Times New Roman" w:hAnsi="Times New Roman" w:cs="Times New Roman"/>
-              </w:rPr>
-              <w:t>Wrong size</w:t>
+          </w:tcPr>
+          <w:p>
+            <w:pPr>
+              <w:cnfStyle w:val="000000000000" w:firstRow="0" w:lastRow="0" w:firstColumn="0" w:lastColumn="0" w:oddVBand="0" w:evenVBand="0" w:oddHBand="0" w:evenHBand="0" w:firstRowFirstColumn="0" w:firstRowLastColumn="0" w:lastRowFirstColumn="0" w:lastRowLastColumn="0"/>
+              <w:rPr>
+                <w:rFonts w:ascii="Times New Roman" w:hAnsi="Times New Roman" w:cs="Times New Roman"/>
+              </w:rPr>
+            </w:pPr>
+            <w:r>
+              <w:rPr>
+                <w:rFonts w:ascii="Times New Roman" w:hAnsi="Times New Roman" w:cs="Times New Roman"/>
+              </w:rPr>
+              <w:t>2</w:t>
             </w:r>
           </w:p>
         </w:tc>
@@ -1163,73 +1157,89 @@
           <w:tcPr>
             <w:cnfStyle w:val="001000000000" w:firstRow="0" w:lastRow="0" w:firstColumn="1" w:lastColumn="0" w:oddVBand="0" w:evenVBand="0" w:oddHBand="0" w:evenHBand="0" w:firstRowFirstColumn="0" w:firstRowLastColumn="0" w:lastRowFirstColumn="0" w:lastRowLastColumn="0"/>
             <w:tcW w:w="1424" w:type="dxa"/>
-            <w:hideMark/>
-          </w:tcPr>
-          <w:p>
-            <w:pPr>
-              <w:spacing w:after="160" w:line="278" w:lineRule="auto"/>
-              <w:rPr>
-                <w:rFonts w:ascii="Times New Roman" w:hAnsi="Times New Roman" w:cs="Times New Roman"/>
-              </w:rPr>
-            </w:pPr>
-            <w:r>
-              <w:rPr>
-                <w:rFonts w:ascii="Times New Roman" w:hAnsi="Times New Roman" w:cs="Times New Roman"/>
-              </w:rPr>
-              <w:t>Item Condition</w:t>
+          </w:tcPr>
+          <w:p>
+            <w:pPr>
+              <w:rPr>
+                <w:rFonts w:ascii="Times New Roman" w:hAnsi="Times New Roman" w:cs="Times New Roman"/>
+              </w:rPr>
+            </w:pPr>
+            <w:r>
+              <w:rPr>
+                <w:rFonts w:ascii="Times New Roman" w:hAnsi="Times New Roman" w:cs="Times New Roman"/>
+              </w:rPr>
+              <w:t>Quantity Previously Returned</w:t>
             </w:r>
           </w:p>
         </w:tc>
         <w:tc>
           <w:tcPr>
             <w:tcW w:w="1673" w:type="dxa"/>
-            <w:hideMark/>
-          </w:tcPr>
-          <w:p>
-            <w:pPr>
-              <w:spacing w:after="160" w:line="278" w:lineRule="auto"/>
-              <w:cnfStyle w:val="000000100000" w:firstRow="0" w:lastRow="0" w:firstColumn="0" w:lastColumn="0" w:oddVBand="0" w:evenVBand="0" w:oddHBand="1" w:evenHBand="0" w:firstRowFirstColumn="0" w:firstRowLastColumn="0" w:lastRowFirstColumn="0" w:lastRowLastColumn="0"/>
-              <w:rPr>
-                <w:rFonts w:ascii="Times New Roman" w:hAnsi="Times New Roman" w:cs="Times New Roman"/>
-              </w:rPr>
-            </w:pPr>
-            <w:r>
-              <w:rPr>
-                <w:rFonts w:ascii="Times New Roman" w:hAnsi="Times New Roman" w:cs="Times New Roman"/>
-              </w:rPr>
-              <w:t>Condition reported by the customer</w:t>
-            </w:r>
+          </w:tcPr>
+          <w:p>
+            <w:pPr>
+              <w:cnfStyle w:val="000000100000" w:firstRow="0" w:lastRow="0" w:firstColumn="0" w:lastColumn="0" w:oddVBand="0" w:evenVBand="0" w:oddHBand="1" w:evenHBand="0" w:firstRowFirstColumn="0" w:firstRowLastColumn="0" w:lastRowFirstColumn="0" w:lastRowLastColumn="0"/>
+              <w:rPr>
+                <w:rFonts w:ascii="Times New Roman" w:hAnsi="Times New Roman" w:cs="Times New Roman"/>
+              </w:rPr>
+            </w:pPr>
+            <w:r>
+              <w:rPr>
+                <w:rFonts w:ascii="Times New Roman" w:hAnsi="Times New Roman" w:cs="Times New Roman"/>
+              </w:rPr>
+              <w:t>Quantity of the item already returned</w:t>
+            </w:r>
+          </w:p>
+          <w:p>
+            <w:pPr>
+              <w:cnfStyle w:val="000000100000" w:firstRow="0" w:lastRow="0" w:firstColumn="0" w:lastColumn="0" w:oddVBand="0" w:evenVBand="0" w:oddHBand="1" w:evenHBand="0" w:firstRowFirstColumn="0" w:firstRowLastColumn="0" w:lastRowFirstColumn="0" w:lastRowLastColumn="0"/>
+              <w:rPr>
+                <w:rFonts w:ascii="Times New Roman" w:hAnsi="Times New Roman" w:cs="Times New Roman"/>
+              </w:rPr>
+            </w:pPr>
           </w:p>
         </w:tc>
         <w:tc>
           <w:tcPr>
             <w:tcW w:w="1426" w:type="dxa"/>
-            <w:hideMark/>
-          </w:tcPr>
-          <w:p>
-            <w:pPr>
-              <w:spacing w:after="160" w:line="278" w:lineRule="auto"/>
-              <w:cnfStyle w:val="000000100000" w:firstRow="0" w:lastRow="0" w:firstColumn="0" w:lastColumn="0" w:oddVBand="0" w:evenVBand="0" w:oddHBand="1" w:evenHBand="0" w:firstRowFirstColumn="0" w:firstRowLastColumn="0" w:lastRowFirstColumn="0" w:lastRowLastColumn="0"/>
-              <w:rPr>
-                <w:rFonts w:ascii="Times New Roman" w:hAnsi="Times New Roman" w:cs="Times New Roman"/>
-              </w:rPr>
-            </w:pPr>
-            <w:r>
-              <w:rPr>
-                <w:rFonts w:ascii="Times New Roman" w:hAnsi="Times New Roman" w:cs="Times New Roman"/>
-              </w:rPr>
-              <w:t>Text</w:t>
+          </w:tcPr>
+          <w:p>
+            <w:pPr>
+              <w:cnfStyle w:val="000000100000" w:firstRow="0" w:lastRow="0" w:firstColumn="0" w:lastColumn="0" w:oddVBand="0" w:evenVBand="0" w:oddHBand="1" w:evenHBand="0" w:firstRowFirstColumn="0" w:firstRowLastColumn="0" w:lastRowFirstColumn="0" w:lastRowLastColumn="0"/>
+              <w:rPr>
+                <w:rFonts w:ascii="Times New Roman" w:hAnsi="Times New Roman" w:cs="Times New Roman"/>
+              </w:rPr>
+            </w:pPr>
+          </w:p>
+          <w:p>
+            <w:pPr>
+              <w:cnfStyle w:val="000000100000" w:firstRow="0" w:lastRow="0" w:firstColumn="0" w:lastColumn="0" w:oddVBand="0" w:evenVBand="0" w:oddHBand="1" w:evenHBand="0" w:firstRowFirstColumn="0" w:firstRowLastColumn="0" w:lastRowFirstColumn="0" w:lastRowLastColumn="0"/>
+              <w:rPr>
+                <w:rFonts w:ascii="Times New Roman" w:hAnsi="Times New Roman" w:cs="Times New Roman"/>
+              </w:rPr>
+            </w:pPr>
+          </w:p>
+          <w:p>
+            <w:pPr>
+              <w:cnfStyle w:val="000000100000" w:firstRow="0" w:lastRow="0" w:firstColumn="0" w:lastColumn="0" w:oddVBand="0" w:evenVBand="0" w:oddHBand="1" w:evenHBand="0" w:firstRowFirstColumn="0" w:firstRowLastColumn="0" w:lastRowFirstColumn="0" w:lastRowLastColumn="0"/>
+              <w:rPr>
+                <w:rFonts w:ascii="Times New Roman" w:hAnsi="Times New Roman" w:cs="Times New Roman"/>
+              </w:rPr>
+            </w:pPr>
+            <w:r>
+              <w:rPr>
+                <w:rFonts w:ascii="Times New Roman" w:hAnsi="Times New Roman" w:cs="Times New Roman"/>
+              </w:rPr>
+              <w:t>Number</w:t>
             </w:r>
           </w:p>
         </w:tc>
         <w:tc>
           <w:tcPr>
             <w:tcW w:w="870" w:type="dxa"/>
-            <w:hideMark/>
-          </w:tcPr>
-          <w:p>
-            <w:pPr>
-              <w:spacing w:after="160" w:line="278" w:lineRule="auto"/>
+          </w:tcPr>
+          <w:p>
+            <w:pPr>
               <w:cnfStyle w:val="000000100000" w:firstRow="0" w:lastRow="0" w:firstColumn="0" w:lastColumn="0" w:oddVBand="0" w:evenVBand="0" w:oddHBand="1" w:evenHBand="0" w:firstRowFirstColumn="0" w:firstRowLastColumn="0" w:lastRowFirstColumn="0" w:lastRowLastColumn="0"/>
               <w:rPr>
                 <w:rFonts w:ascii="Times New Roman" w:hAnsi="Times New Roman" w:cs="Times New Roman"/>
@@ -1246,63 +1256,57 @@
         <w:tc>
           <w:tcPr>
             <w:tcW w:w="1267" w:type="dxa"/>
-            <w:hideMark/>
-          </w:tcPr>
-          <w:p>
-            <w:pPr>
-              <w:spacing w:after="160" w:line="278" w:lineRule="auto"/>
-              <w:cnfStyle w:val="000000100000" w:firstRow="0" w:lastRow="0" w:firstColumn="0" w:lastColumn="0" w:oddVBand="0" w:evenVBand="0" w:oddHBand="1" w:evenHBand="0" w:firstRowFirstColumn="0" w:firstRowLastColumn="0" w:lastRowFirstColumn="0" w:lastRowLastColumn="0"/>
-              <w:rPr>
-                <w:rFonts w:ascii="Times New Roman" w:hAnsi="Times New Roman" w:cs="Times New Roman"/>
-              </w:rPr>
-            </w:pPr>
-            <w:r>
-              <w:rPr>
-                <w:rFonts w:ascii="Times New Roman" w:hAnsi="Times New Roman" w:cs="Times New Roman"/>
-              </w:rPr>
-              <w:t>User-entered</w:t>
+          </w:tcPr>
+          <w:p>
+            <w:pPr>
+              <w:cnfStyle w:val="000000100000" w:firstRow="0" w:lastRow="0" w:firstColumn="0" w:lastColumn="0" w:oddVBand="0" w:evenVBand="0" w:oddHBand="1" w:evenHBand="0" w:firstRowFirstColumn="0" w:firstRowLastColumn="0" w:lastRowFirstColumn="0" w:lastRowLastColumn="0"/>
+              <w:rPr>
+                <w:rFonts w:ascii="Times New Roman" w:hAnsi="Times New Roman" w:cs="Times New Roman"/>
+              </w:rPr>
+            </w:pPr>
+            <w:r>
+              <w:rPr>
+                <w:rFonts w:ascii="Times New Roman" w:hAnsi="Times New Roman" w:cs="Times New Roman"/>
+              </w:rPr>
+              <w:t>System-sourced (read-only)</w:t>
             </w:r>
           </w:p>
         </w:tc>
         <w:tc>
           <w:tcPr>
             <w:tcW w:w="2700" w:type="dxa"/>
-            <w:hideMark/>
-          </w:tcPr>
-          <w:p>
-            <w:pPr>
-              <w:spacing w:after="160" w:line="278" w:lineRule="auto"/>
-              <w:cnfStyle w:val="000000100000" w:firstRow="0" w:lastRow="0" w:firstColumn="0" w:lastColumn="0" w:oddVBand="0" w:evenVBand="0" w:oddHBand="1" w:evenHBand="0" w:firstRowFirstColumn="0" w:firstRowLastColumn="0" w:lastRowFirstColumn="0" w:lastRowLastColumn="0"/>
-              <w:rPr>
-                <w:rFonts w:ascii="Times New Roman" w:hAnsi="Times New Roman" w:cs="Times New Roman"/>
-              </w:rPr>
-            </w:pPr>
-            <w:r>
-              <w:rPr>
-                <w:rFonts w:ascii="Times New Roman" w:hAnsi="Times New Roman" w:cs="Times New Roman"/>
-              </w:rPr>
-              <w:t>Must be provided before submission</w:t>
+          </w:tcPr>
+          <w:p>
+            <w:pPr>
+              <w:cnfStyle w:val="000000100000" w:firstRow="0" w:lastRow="0" w:firstColumn="0" w:lastColumn="0" w:oddVBand="0" w:evenVBand="0" w:oddHBand="1" w:evenHBand="0" w:firstRowFirstColumn="0" w:firstRowLastColumn="0" w:lastRowFirstColumn="0" w:lastRowLastColumn="0"/>
+              <w:rPr>
+                <w:rFonts w:ascii="Times New Roman" w:hAnsi="Times New Roman" w:cs="Times New Roman"/>
+              </w:rPr>
+            </w:pPr>
+            <w:r>
+              <w:rPr>
+                <w:rFonts w:ascii="Times New Roman" w:hAnsi="Times New Roman" w:cs="Times New Roman"/>
+              </w:rPr>
+              <w:t>Used to compute remaining eligible balance</w:t>
             </w:r>
           </w:p>
         </w:tc>
         <w:tc>
           <w:tcPr>
             <w:tcW w:w="1890" w:type="dxa"/>
-            <w:hideMark/>
-          </w:tcPr>
-          <w:p>
-            <w:pPr>
-              <w:spacing w:after="160" w:line="278" w:lineRule="auto"/>
-              <w:cnfStyle w:val="000000100000" w:firstRow="0" w:lastRow="0" w:firstColumn="0" w:lastColumn="0" w:oddVBand="0" w:evenVBand="0" w:oddHBand="1" w:evenHBand="0" w:firstRowFirstColumn="0" w:firstRowLastColumn="0" w:lastRowFirstColumn="0" w:lastRowLastColumn="0"/>
-              <w:rPr>
-                <w:rFonts w:ascii="Times New Roman" w:hAnsi="Times New Roman" w:cs="Times New Roman"/>
-              </w:rPr>
-            </w:pPr>
-            <w:r>
-              <w:rPr>
-                <w:rFonts w:ascii="Times New Roman" w:hAnsi="Times New Roman" w:cs="Times New Roman"/>
-              </w:rPr>
-              <w:t>Unworn</w:t>
+          </w:tcPr>
+          <w:p>
+            <w:pPr>
+              <w:cnfStyle w:val="000000100000" w:firstRow="0" w:lastRow="0" w:firstColumn="0" w:lastColumn="0" w:oddVBand="0" w:evenVBand="0" w:oddHBand="1" w:evenHBand="0" w:firstRowFirstColumn="0" w:firstRowLastColumn="0" w:lastRowFirstColumn="0" w:lastRowLastColumn="0"/>
+              <w:rPr>
+                <w:rFonts w:ascii="Times New Roman" w:hAnsi="Times New Roman" w:cs="Times New Roman"/>
+              </w:rPr>
+            </w:pPr>
+            <w:r>
+              <w:rPr>
+                <w:rFonts w:ascii="Times New Roman" w:hAnsi="Times New Roman" w:cs="Times New Roman"/>
+              </w:rPr>
+              <w:t>1</w:t>
             </w:r>
           </w:p>
         </w:tc>
@@ -1325,7 +1329,7 @@
               <w:rPr>
                 <w:rFonts w:ascii="Times New Roman" w:hAnsi="Times New Roman" w:cs="Times New Roman"/>
               </w:rPr>
-              <w:t>Preferred Refund Method</w:t>
+              <w:t>Item ID</w:t>
             </w:r>
           </w:p>
         </w:tc>
@@ -1346,7 +1350,7 @@
               <w:rPr>
                 <w:rFonts w:ascii="Times New Roman" w:hAnsi="Times New Roman" w:cs="Times New Roman"/>
               </w:rPr>
-              <w:t>Customer’s preferred way to receive refund</w:t>
+              <w:t>Identifies the footwear being returned</w:t>
             </w:r>
           </w:p>
         </w:tc>
@@ -1430,7 +1434,7 @@
               <w:rPr>
                 <w:rFonts w:ascii="Times New Roman" w:hAnsi="Times New Roman" w:cs="Times New Roman"/>
               </w:rPr>
-              <w:t>Refund itself is outside system scope</w:t>
+              <w:t>Must be part of the order</w:t>
             </w:r>
           </w:p>
         </w:tc>
@@ -1451,7 +1455,7 @@
               <w:rPr>
                 <w:rFonts w:ascii="Times New Roman" w:hAnsi="Times New Roman" w:cs="Times New Roman"/>
               </w:rPr>
-              <w:t>Original payment</w:t>
+              <w:t>SHOE-204</w:t>
             </w:r>
           </w:p>
         </w:tc>
@@ -1477,7 +1481,7 @@
               <w:rPr>
                 <w:rFonts w:ascii="Times New Roman" w:hAnsi="Times New Roman" w:cs="Times New Roman"/>
               </w:rPr>
-              <w:t>Status</w:t>
+              <w:t>Return Quantity</w:t>
             </w:r>
           </w:p>
         </w:tc>
@@ -1498,7 +1502,7 @@
               <w:rPr>
                 <w:rFonts w:ascii="Times New Roman" w:hAnsi="Times New Roman" w:cs="Times New Roman"/>
               </w:rPr>
-              <w:t>Current state of the return request</w:t>
+              <w:t>Number of items being returned</w:t>
             </w:r>
           </w:p>
         </w:tc>
@@ -1519,7 +1523,7 @@
               <w:rPr>
                 <w:rFonts w:ascii="Times New Roman" w:hAnsi="Times New Roman" w:cs="Times New Roman"/>
               </w:rPr>
-              <w:t>Text</w:t>
+              <w:t>Number</w:t>
             </w:r>
           </w:p>
         </w:tc>
@@ -1561,7 +1565,7 @@
               <w:rPr>
                 <w:rFonts w:ascii="Times New Roman" w:hAnsi="Times New Roman" w:cs="Times New Roman"/>
               </w:rPr>
-              <w:t>System-assigned</w:t>
+              <w:t>User-entered</w:t>
             </w:r>
           </w:p>
         </w:tc>
@@ -1582,7 +1586,7 @@
               <w:rPr>
                 <w:rFonts w:ascii="Times New Roman" w:hAnsi="Times New Roman" w:cs="Times New Roman"/>
               </w:rPr>
-              <w:t>Must follow allowed transaction states</w:t>
+              <w:t>Cannot exceed quantity purchased</w:t>
             </w:r>
           </w:p>
         </w:tc>
@@ -1603,7 +1607,7 @@
               <w:rPr>
                 <w:rFonts w:ascii="Times New Roman" w:hAnsi="Times New Roman" w:cs="Times New Roman"/>
               </w:rPr>
-              <w:t>Submitted</w:t>
+              <w:t>1</w:t>
             </w:r>
           </w:p>
         </w:tc>
@@ -1626,7 +1630,7 @@
               <w:rPr>
                 <w:rFonts w:ascii="Times New Roman" w:hAnsi="Times New Roman" w:cs="Times New Roman"/>
               </w:rPr>
-              <w:t>Decision</w:t>
+              <w:t>Return Reason</w:t>
             </w:r>
           </w:p>
         </w:tc>
@@ -1647,7 +1651,7 @@
               <w:rPr>
                 <w:rFonts w:ascii="Times New Roman" w:hAnsi="Times New Roman" w:cs="Times New Roman"/>
               </w:rPr>
-              <w:t>Result of the return evaluation</w:t>
+              <w:t>Customer’s reason for the return</w:t>
             </w:r>
           </w:p>
         </w:tc>
@@ -1710,7 +1714,7 @@
               <w:rPr>
                 <w:rFonts w:ascii="Times New Roman" w:hAnsi="Times New Roman" w:cs="Times New Roman"/>
               </w:rPr>
-              <w:t>Derived</w:t>
+              <w:t>User-entered</w:t>
             </w:r>
           </w:p>
         </w:tc>
@@ -1731,7 +1735,7 @@
               <w:rPr>
                 <w:rFonts w:ascii="Times New Roman" w:hAnsi="Times New Roman" w:cs="Times New Roman"/>
               </w:rPr>
-              <w:t>Approved or Rejected based on return rules</w:t>
+              <w:t>Must select/provide a reason</w:t>
             </w:r>
           </w:p>
         </w:tc>
@@ -1752,7 +1756,7 @@
               <w:rPr>
                 <w:rFonts w:ascii="Times New Roman" w:hAnsi="Times New Roman" w:cs="Times New Roman"/>
               </w:rPr>
-              <w:t>Approved</w:t>
+              <w:t>Wrong size</w:t>
             </w:r>
           </w:p>
         </w:tc>
@@ -1778,7 +1782,7 @@
               <w:rPr>
                 <w:rFonts w:ascii="Times New Roman" w:hAnsi="Times New Roman" w:cs="Times New Roman"/>
               </w:rPr>
-              <w:t>Decision Reason</w:t>
+              <w:t>Item Condition</w:t>
             </w:r>
           </w:p>
         </w:tc>
@@ -1799,7 +1803,7 @@
               <w:rPr>
                 <w:rFonts w:ascii="Times New Roman" w:hAnsi="Times New Roman" w:cs="Times New Roman"/>
               </w:rPr>
-              <w:t>Explains why a request was rejected</w:t>
+              <w:t>Condition reported by the customer</w:t>
             </w:r>
           </w:p>
         </w:tc>
@@ -1841,7 +1845,7 @@
               <w:rPr>
                 <w:rFonts w:ascii="Times New Roman" w:hAnsi="Times New Roman" w:cs="Times New Roman"/>
               </w:rPr>
-              <w:t>No</w:t>
+              <w:t>Yes</w:t>
             </w:r>
           </w:p>
         </w:tc>
@@ -1862,7 +1866,7 @@
               <w:rPr>
                 <w:rFonts w:ascii="Times New Roman" w:hAnsi="Times New Roman" w:cs="Times New Roman"/>
               </w:rPr>
-              <w:t>Derived</w:t>
+              <w:t>User-entered</w:t>
             </w:r>
           </w:p>
         </w:tc>
@@ -1883,7 +1887,7 @@
               <w:rPr>
                 <w:rFonts w:ascii="Times New Roman" w:hAnsi="Times New Roman" w:cs="Times New Roman"/>
               </w:rPr>
-              <w:t>Required if decision is Rejected</w:t>
+              <w:t>Must be provided before submission</w:t>
             </w:r>
           </w:p>
         </w:tc>
@@ -1904,7 +1908,7 @@
               <w:rPr>
                 <w:rFonts w:ascii="Times New Roman" w:hAnsi="Times New Roman" w:cs="Times New Roman"/>
               </w:rPr>
-              <w:t>Return window expired</w:t>
+              <w:t>Unworn</w:t>
             </w:r>
           </w:p>
         </w:tc>
@@ -1927,7 +1931,8 @@
               <w:rPr>
                 <w:rFonts w:ascii="Times New Roman" w:hAnsi="Times New Roman" w:cs="Times New Roman"/>
               </w:rPr>
-              <w:t>Submitted Timestamp</w:t>
+              <w:lastRenderedPageBreak/>
+              <w:t>Preferred Refund Method</w:t>
             </w:r>
           </w:p>
         </w:tc>
@@ -1948,7 +1953,7 @@
               <w:rPr>
                 <w:rFonts w:ascii="Times New Roman" w:hAnsi="Times New Roman" w:cs="Times New Roman"/>
               </w:rPr>
-              <w:t>Date and time request was submitted</w:t>
+              <w:t>Customer’s preferred way to receive refund</w:t>
             </w:r>
           </w:p>
         </w:tc>
@@ -1969,7 +1974,7 @@
               <w:rPr>
                 <w:rFonts w:ascii="Times New Roman" w:hAnsi="Times New Roman" w:cs="Times New Roman"/>
               </w:rPr>
-              <w:t>Date/Time</w:t>
+              <w:t>Text</w:t>
             </w:r>
           </w:p>
         </w:tc>
@@ -2011,7 +2016,7 @@
               <w:rPr>
                 <w:rFonts w:ascii="Times New Roman" w:hAnsi="Times New Roman" w:cs="Times New Roman"/>
               </w:rPr>
-              <w:t>System-assigned</w:t>
+              <w:t>User-entered</w:t>
             </w:r>
           </w:p>
         </w:tc>
@@ -2032,7 +2037,7 @@
               <w:rPr>
                 <w:rFonts w:ascii="Times New Roman" w:hAnsi="Times New Roman" w:cs="Times New Roman"/>
               </w:rPr>
-              <w:t>Recorded when customer submits</w:t>
+              <w:t>Refund itself is outside system scope</w:t>
             </w:r>
           </w:p>
         </w:tc>
@@ -2053,7 +2058,7 @@
               <w:rPr>
                 <w:rFonts w:ascii="Times New Roman" w:hAnsi="Times New Roman" w:cs="Times New Roman"/>
               </w:rPr>
-              <w:t>09/18/2026 2:15 PM</w:t>
+              <w:t>Original payment</w:t>
             </w:r>
           </w:p>
         </w:tc>
@@ -2066,74 +2071,130 @@
           <w:tcPr>
             <w:cnfStyle w:val="001000000000" w:firstRow="0" w:lastRow="0" w:firstColumn="1" w:lastColumn="0" w:oddVBand="0" w:evenVBand="0" w:oddHBand="0" w:evenHBand="0" w:firstRowFirstColumn="0" w:firstRowLastColumn="0" w:lastRowFirstColumn="0" w:lastRowLastColumn="0"/>
             <w:tcW w:w="1424" w:type="dxa"/>
-            <w:hideMark/>
-          </w:tcPr>
-          <w:p>
-            <w:pPr>
-              <w:spacing w:after="160" w:line="278" w:lineRule="auto"/>
-              <w:rPr>
-                <w:rFonts w:ascii="Times New Roman" w:hAnsi="Times New Roman" w:cs="Times New Roman"/>
-              </w:rPr>
-            </w:pPr>
-            <w:r>
-              <w:rPr>
-                <w:rFonts w:ascii="Times New Roman" w:hAnsi="Times New Roman" w:cs="Times New Roman"/>
-              </w:rPr>
-              <w:lastRenderedPageBreak/>
-              <w:t>Decision Timestamp</w:t>
+          </w:tcPr>
+          <w:p>
+            <w:pPr>
+              <w:rPr>
+                <w:rFonts w:ascii="Times New Roman" w:hAnsi="Times New Roman" w:cs="Times New Roman"/>
+              </w:rPr>
+            </w:pPr>
+            <w:r>
+              <w:rPr>
+                <w:rFonts w:ascii="Times New Roman" w:hAnsi="Times New Roman" w:cs="Times New Roman"/>
+              </w:rPr>
+              <w:t>Receipt Available</w:t>
             </w:r>
           </w:p>
         </w:tc>
         <w:tc>
           <w:tcPr>
             <w:tcW w:w="1673" w:type="dxa"/>
-            <w:hideMark/>
-          </w:tcPr>
-          <w:p>
-            <w:pPr>
-              <w:spacing w:after="160" w:line="278" w:lineRule="auto"/>
-              <w:cnfStyle w:val="000000100000" w:firstRow="0" w:lastRow="0" w:firstColumn="0" w:lastColumn="0" w:oddVBand="0" w:evenVBand="0" w:oddHBand="1" w:evenHBand="0" w:firstRowFirstColumn="0" w:firstRowLastColumn="0" w:lastRowFirstColumn="0" w:lastRowLastColumn="0"/>
-              <w:rPr>
-                <w:rFonts w:ascii="Times New Roman" w:hAnsi="Times New Roman" w:cs="Times New Roman"/>
-              </w:rPr>
-            </w:pPr>
-            <w:r>
-              <w:rPr>
-                <w:rFonts w:ascii="Times New Roman" w:hAnsi="Times New Roman" w:cs="Times New Roman"/>
-              </w:rPr>
-              <w:t>Date and time decision was made</w:t>
-            </w:r>
+          </w:tcPr>
+          <w:p>
+            <w:pPr>
+              <w:cnfStyle w:val="000000100000" w:firstRow="0" w:lastRow="0" w:firstColumn="0" w:lastColumn="0" w:oddVBand="0" w:evenVBand="0" w:oddHBand="1" w:evenHBand="0" w:firstRowFirstColumn="0" w:firstRowLastColumn="0" w:lastRowFirstColumn="0" w:lastRowLastColumn="0"/>
+              <w:rPr>
+                <w:rFonts w:ascii="Times New Roman" w:hAnsi="Times New Roman" w:cs="Times New Roman"/>
+              </w:rPr>
+            </w:pPr>
+            <w:r>
+              <w:rPr>
+                <w:rFonts w:ascii="Times New Roman" w:hAnsi="Times New Roman" w:cs="Times New Roman"/>
+              </w:rPr>
+              <w:t>Indicates customer has receipt/confirmation available</w:t>
+            </w:r>
+          </w:p>
+          <w:p>
+            <w:pPr>
+              <w:cnfStyle w:val="000000100000" w:firstRow="0" w:lastRow="0" w:firstColumn="0" w:lastColumn="0" w:oddVBand="0" w:evenVBand="0" w:oddHBand="1" w:evenHBand="0" w:firstRowFirstColumn="0" w:firstRowLastColumn="0" w:lastRowFirstColumn="0" w:lastRowLastColumn="0"/>
+              <w:rPr>
+                <w:rFonts w:ascii="Times New Roman" w:hAnsi="Times New Roman" w:cs="Times New Roman"/>
+              </w:rPr>
+            </w:pPr>
           </w:p>
         </w:tc>
         <w:tc>
           <w:tcPr>
             <w:tcW w:w="1426" w:type="dxa"/>
-            <w:hideMark/>
-          </w:tcPr>
-          <w:p>
-            <w:pPr>
-              <w:spacing w:after="160" w:line="278" w:lineRule="auto"/>
-              <w:cnfStyle w:val="000000100000" w:firstRow="0" w:lastRow="0" w:firstColumn="0" w:lastColumn="0" w:oddVBand="0" w:evenVBand="0" w:oddHBand="1" w:evenHBand="0" w:firstRowFirstColumn="0" w:firstRowLastColumn="0" w:lastRowFirstColumn="0" w:lastRowLastColumn="0"/>
-              <w:rPr>
-                <w:rFonts w:ascii="Times New Roman" w:hAnsi="Times New Roman" w:cs="Times New Roman"/>
-              </w:rPr>
-            </w:pPr>
-            <w:r>
-              <w:rPr>
-                <w:rFonts w:ascii="Times New Roman" w:hAnsi="Times New Roman" w:cs="Times New Roman"/>
-              </w:rPr>
-              <w:t>Date/Time</w:t>
+          </w:tcPr>
+          <w:p>
+            <w:pPr>
+              <w:cnfStyle w:val="000000100000" w:firstRow="0" w:lastRow="0" w:firstColumn="0" w:lastColumn="0" w:oddVBand="0" w:evenVBand="0" w:oddHBand="1" w:evenHBand="0" w:firstRowFirstColumn="0" w:firstRowLastColumn="0" w:lastRowFirstColumn="0" w:lastRowLastColumn="0"/>
+              <w:rPr>
+                <w:rFonts w:ascii="Times New Roman" w:hAnsi="Times New Roman" w:cs="Times New Roman"/>
+              </w:rPr>
+            </w:pPr>
+            <w:r>
+              <w:rPr>
+                <w:rFonts w:ascii="Times New Roman" w:hAnsi="Times New Roman" w:cs="Times New Roman"/>
+              </w:rPr>
+              <w:t>Boolean</w:t>
             </w:r>
           </w:p>
         </w:tc>
         <w:tc>
           <w:tcPr>
             <w:tcW w:w="870" w:type="dxa"/>
-            <w:hideMark/>
-          </w:tcPr>
-          <w:p>
-            <w:pPr>
-              <w:spacing w:after="160" w:line="278" w:lineRule="auto"/>
+          </w:tcPr>
+          <w:p>
+            <w:pPr>
+              <w:cnfStyle w:val="000000100000" w:firstRow="0" w:lastRow="0" w:firstColumn="0" w:lastColumn="0" w:oddVBand="0" w:evenVBand="0" w:oddHBand="1" w:evenHBand="0" w:firstRowFirstColumn="0" w:firstRowLastColumn="0" w:lastRowFirstColumn="0" w:lastRowLastColumn="0"/>
+              <w:rPr>
+                <w:rFonts w:ascii="Times New Roman" w:hAnsi="Times New Roman" w:cs="Times New Roman"/>
+              </w:rPr>
+            </w:pPr>
+            <w:r>
+              <w:rPr>
+                <w:rFonts w:ascii="Times New Roman" w:hAnsi="Times New Roman" w:cs="Times New Roman"/>
+              </w:rPr>
+              <w:t>No</w:t>
+            </w:r>
+          </w:p>
+        </w:tc>
+        <w:tc>
+          <w:tcPr>
+            <w:tcW w:w="1267" w:type="dxa"/>
+          </w:tcPr>
+          <w:p>
+            <w:pPr>
+              <w:cnfStyle w:val="000000100000" w:firstRow="0" w:lastRow="0" w:firstColumn="0" w:lastColumn="0" w:oddVBand="0" w:evenVBand="0" w:oddHBand="1" w:evenHBand="0" w:firstRowFirstColumn="0" w:firstRowLastColumn="0" w:lastRowFirstColumn="0" w:lastRowLastColumn="0"/>
+              <w:rPr>
+                <w:rFonts w:ascii="Times New Roman" w:hAnsi="Times New Roman" w:cs="Times New Roman"/>
+              </w:rPr>
+            </w:pPr>
+            <w:r>
+              <w:rPr>
+                <w:rFonts w:ascii="Times New Roman" w:hAnsi="Times New Roman" w:cs="Times New Roman"/>
+              </w:rPr>
+              <w:t>User-entered</w:t>
+            </w:r>
+          </w:p>
+        </w:tc>
+        <w:tc>
+          <w:tcPr>
+            <w:tcW w:w="2700" w:type="dxa"/>
+          </w:tcPr>
+          <w:p>
+            <w:pPr>
+              <w:cnfStyle w:val="000000100000" w:firstRow="0" w:lastRow="0" w:firstColumn="0" w:lastColumn="0" w:oddVBand="0" w:evenVBand="0" w:oddHBand="1" w:evenHBand="0" w:firstRowFirstColumn="0" w:firstRowLastColumn="0" w:lastRowFirstColumn="0" w:lastRowLastColumn="0"/>
+              <w:rPr>
+                <w:rFonts w:ascii="Times New Roman" w:hAnsi="Times New Roman" w:cs="Times New Roman"/>
+              </w:rPr>
+            </w:pPr>
+            <w:r>
+              <w:rPr>
+                <w:rFonts w:ascii="Times New Roman" w:hAnsi="Times New Roman" w:cs="Times New Roman"/>
+              </w:rPr>
+              <w:t>Optional; no file upload; not a standalone eligibility requirement</w:t>
+            </w:r>
+          </w:p>
+        </w:tc>
+        <w:tc>
+          <w:tcPr>
+            <w:tcW w:w="1890" w:type="dxa"/>
+          </w:tcPr>
+          <w:p>
+            <w:pPr>
               <w:cnfStyle w:val="000000100000" w:firstRow="0" w:lastRow="0" w:firstColumn="0" w:lastColumn="0" w:oddVBand="0" w:evenVBand="0" w:oddHBand="1" w:evenHBand="0" w:firstRowFirstColumn="0" w:firstRowLastColumn="0" w:lastRowFirstColumn="0" w:lastRowLastColumn="0"/>
               <w:rPr>
                 <w:rFonts w:ascii="Times New Roman" w:hAnsi="Times New Roman" w:cs="Times New Roman"/>
@@ -2144,87 +2205,6 @@
                 <w:rFonts w:ascii="Times New Roman" w:hAnsi="Times New Roman" w:cs="Times New Roman"/>
               </w:rPr>
               <w:t>Yes</w:t>
-            </w:r>
-          </w:p>
-        </w:tc>
-        <w:tc>
-          <w:tcPr>
-            <w:tcW w:w="1267" w:type="dxa"/>
-            <w:hideMark/>
-          </w:tcPr>
-          <w:p>
-            <w:pPr>
-              <w:spacing w:after="160" w:line="278" w:lineRule="auto"/>
-              <w:cnfStyle w:val="000000100000" w:firstRow="0" w:lastRow="0" w:firstColumn="0" w:lastColumn="0" w:oddVBand="0" w:evenVBand="0" w:oddHBand="1" w:evenHBand="0" w:firstRowFirstColumn="0" w:firstRowLastColumn="0" w:lastRowFirstColumn="0" w:lastRowLastColumn="0"/>
-              <w:rPr>
-                <w:rFonts w:ascii="Times New Roman" w:hAnsi="Times New Roman" w:cs="Times New Roman"/>
-              </w:rPr>
-            </w:pPr>
-            <w:r>
-              <w:rPr>
-                <w:rFonts w:ascii="Times New Roman" w:hAnsi="Times New Roman" w:cs="Times New Roman"/>
-              </w:rPr>
-              <w:t>System-assigned</w:t>
-            </w:r>
-          </w:p>
-        </w:tc>
-        <w:tc>
-          <w:tcPr>
-            <w:tcW w:w="2700" w:type="dxa"/>
-            <w:hideMark/>
-          </w:tcPr>
-          <w:p>
-            <w:pPr>
-              <w:spacing w:after="160" w:line="278" w:lineRule="auto"/>
-              <w:cnfStyle w:val="000000100000" w:firstRow="0" w:lastRow="0" w:firstColumn="0" w:lastColumn="0" w:oddVBand="0" w:evenVBand="0" w:oddHBand="1" w:evenHBand="0" w:firstRowFirstColumn="0" w:firstRowLastColumn="0" w:lastRowFirstColumn="0" w:lastRowLastColumn="0"/>
-              <w:rPr>
-                <w:rFonts w:ascii="Times New Roman" w:hAnsi="Times New Roman" w:cs="Times New Roman"/>
-              </w:rPr>
-            </w:pPr>
-            <w:r>
-              <w:rPr>
-                <w:rFonts w:ascii="Times New Roman" w:hAnsi="Times New Roman" w:cs="Times New Roman"/>
-              </w:rPr>
-              <w:t>Recorded after evaluation</w:t>
-            </w:r>
-          </w:p>
-        </w:tc>
-        <w:tc>
-          <w:tcPr>
-            <w:tcW w:w="1890" w:type="dxa"/>
-            <w:hideMark/>
-          </w:tcPr>
-          <w:p>
-            <w:pPr>
-              <w:spacing w:after="160" w:line="278" w:lineRule="auto"/>
-              <w:cnfStyle w:val="000000100000" w:firstRow="0" w:lastRow="0" w:firstColumn="0" w:lastColumn="0" w:oddVBand="0" w:evenVBand="0" w:oddHBand="1" w:evenHBand="0" w:firstRowFirstColumn="0" w:firstRowLastColumn="0" w:lastRowFirstColumn="0" w:lastRowLastColumn="0"/>
-              <w:rPr>
-                <w:rFonts w:ascii="Times New Roman" w:hAnsi="Times New Roman" w:cs="Times New Roman"/>
-              </w:rPr>
-            </w:pPr>
-            <w:r>
-              <w:rPr>
-                <w:rFonts w:ascii="Times New Roman" w:hAnsi="Times New Roman" w:cs="Times New Roman"/>
-              </w:rPr>
-              <w:t>09/18/2026</w:t>
-            </w:r>
-            <w:r>
-              <w:rPr>
-                <w:rFonts w:ascii="Times New Roman" w:hAnsi="Times New Roman" w:cs="Times New Roman"/>
-              </w:rPr>
-              <w:t xml:space="preserve"> 10:30</w:t>
-            </w:r>
-            <w:r>
-              <w:rPr>
-                <w:rFonts w:ascii="Times New Roman" w:hAnsi="Times New Roman" w:cs="Times New Roman"/>
-              </w:rPr>
-              <w:t xml:space="preserve"> </w:t>
-            </w:r>
-            <w:r>
-              <w:rPr>
-                <w:rFonts w:ascii="Times New Roman" w:hAnsi="Times New Roman" w:cs="Times New Roman"/>
-              </w:rPr>
-              <w:t>AM</w:t>
             </w:r>
           </w:p>
         </w:tc>
@@ -2247,7 +2227,7 @@
               <w:rPr>
                 <w:rFonts w:ascii="Times New Roman" w:hAnsi="Times New Roman" w:cs="Times New Roman"/>
               </w:rPr>
-              <w:t>Delivery Date</w:t>
+              <w:t>Status</w:t>
             </w:r>
           </w:p>
         </w:tc>
@@ -2268,7 +2248,7 @@
               <w:rPr>
                 <w:rFonts w:ascii="Times New Roman" w:hAnsi="Times New Roman" w:cs="Times New Roman"/>
               </w:rPr>
-              <w:t>Date the original order was delivered</w:t>
+              <w:t>Current state of the return request</w:t>
             </w:r>
           </w:p>
         </w:tc>
@@ -2289,7 +2269,7 @@
               <w:rPr>
                 <w:rFonts w:ascii="Times New Roman" w:hAnsi="Times New Roman" w:cs="Times New Roman"/>
               </w:rPr>
-              <w:t>Date</w:t>
+              <w:t>Text</w:t>
             </w:r>
           </w:p>
         </w:tc>
@@ -2352,7 +2332,7 @@
               <w:rPr>
                 <w:rFonts w:ascii="Times New Roman" w:hAnsi="Times New Roman" w:cs="Times New Roman"/>
               </w:rPr>
-              <w:t>Used to check the 60-day return window</w:t>
+              <w:t>Must follow allowed transaction states</w:t>
             </w:r>
           </w:p>
         </w:tc>
@@ -2373,7 +2353,7 @@
               <w:rPr>
                 <w:rFonts w:ascii="Times New Roman" w:hAnsi="Times New Roman" w:cs="Times New Roman"/>
               </w:rPr>
-              <w:t>08/10/2026</w:t>
+              <w:t>Submitted</w:t>
             </w:r>
           </w:p>
         </w:tc>
@@ -2399,7 +2379,7 @@
               <w:rPr>
                 <w:rFonts w:ascii="Times New Roman" w:hAnsi="Times New Roman" w:cs="Times New Roman"/>
               </w:rPr>
-              <w:t>Final Sale Status</w:t>
+              <w:t>Decision</w:t>
             </w:r>
           </w:p>
         </w:tc>
@@ -2420,7 +2400,7 @@
               <w:rPr>
                 <w:rFonts w:ascii="Times New Roman" w:hAnsi="Times New Roman" w:cs="Times New Roman"/>
               </w:rPr>
-              <w:t>Shows whether the item was final sale/clearance</w:t>
+              <w:t>Result of the return evaluation</w:t>
             </w:r>
           </w:p>
         </w:tc>
@@ -2441,7 +2421,7 @@
               <w:rPr>
                 <w:rFonts w:ascii="Times New Roman" w:hAnsi="Times New Roman" w:cs="Times New Roman"/>
               </w:rPr>
-              <w:t>Boolean</w:t>
+              <w:t>Text</w:t>
             </w:r>
           </w:p>
         </w:tc>
@@ -2483,7 +2463,7 @@
               <w:rPr>
                 <w:rFonts w:ascii="Times New Roman" w:hAnsi="Times New Roman" w:cs="Times New Roman"/>
               </w:rPr>
-              <w:t>System-assigned</w:t>
+              <w:t>Derived</w:t>
             </w:r>
           </w:p>
         </w:tc>
@@ -2504,7 +2484,7 @@
               <w:rPr>
                 <w:rFonts w:ascii="Times New Roman" w:hAnsi="Times New Roman" w:cs="Times New Roman"/>
               </w:rPr>
-              <w:t>Final-sale items are rejected</w:t>
+              <w:t>Approved or Rejected based on return rules</w:t>
             </w:r>
           </w:p>
         </w:tc>
@@ -2525,7 +2505,7 @@
               <w:rPr>
                 <w:rFonts w:ascii="Times New Roman" w:hAnsi="Times New Roman" w:cs="Times New Roman"/>
               </w:rPr>
-              <w:t>No</w:t>
+              <w:t>Approved</w:t>
             </w:r>
           </w:p>
         </w:tc>
@@ -2548,6 +2528,778 @@
               <w:rPr>
                 <w:rFonts w:ascii="Times New Roman" w:hAnsi="Times New Roman" w:cs="Times New Roman"/>
               </w:rPr>
+              <w:t>Decision Reason</w:t>
+            </w:r>
+          </w:p>
+        </w:tc>
+        <w:tc>
+          <w:tcPr>
+            <w:tcW w:w="1673" w:type="dxa"/>
+            <w:hideMark/>
+          </w:tcPr>
+          <w:p>
+            <w:pPr>
+              <w:spacing w:after="160" w:line="278" w:lineRule="auto"/>
+              <w:cnfStyle w:val="000000000000" w:firstRow="0" w:lastRow="0" w:firstColumn="0" w:lastColumn="0" w:oddVBand="0" w:evenVBand="0" w:oddHBand="0" w:evenHBand="0" w:firstRowFirstColumn="0" w:firstRowLastColumn="0" w:lastRowFirstColumn="0" w:lastRowLastColumn="0"/>
+              <w:rPr>
+                <w:rFonts w:ascii="Times New Roman" w:hAnsi="Times New Roman" w:cs="Times New Roman"/>
+              </w:rPr>
+            </w:pPr>
+            <w:r>
+              <w:rPr>
+                <w:rFonts w:ascii="Times New Roman" w:hAnsi="Times New Roman" w:cs="Times New Roman"/>
+              </w:rPr>
+              <w:t>Explains why a request was rejected</w:t>
+            </w:r>
+          </w:p>
+        </w:tc>
+        <w:tc>
+          <w:tcPr>
+            <w:tcW w:w="1426" w:type="dxa"/>
+            <w:hideMark/>
+          </w:tcPr>
+          <w:p>
+            <w:pPr>
+              <w:spacing w:after="160" w:line="278" w:lineRule="auto"/>
+              <w:cnfStyle w:val="000000000000" w:firstRow="0" w:lastRow="0" w:firstColumn="0" w:lastColumn="0" w:oddVBand="0" w:evenVBand="0" w:oddHBand="0" w:evenHBand="0" w:firstRowFirstColumn="0" w:firstRowLastColumn="0" w:lastRowFirstColumn="0" w:lastRowLastColumn="0"/>
+              <w:rPr>
+                <w:rFonts w:ascii="Times New Roman" w:hAnsi="Times New Roman" w:cs="Times New Roman"/>
+              </w:rPr>
+            </w:pPr>
+            <w:r>
+              <w:rPr>
+                <w:rFonts w:ascii="Times New Roman" w:hAnsi="Times New Roman" w:cs="Times New Roman"/>
+              </w:rPr>
+              <w:t>Text</w:t>
+            </w:r>
+          </w:p>
+        </w:tc>
+        <w:tc>
+          <w:tcPr>
+            <w:tcW w:w="870" w:type="dxa"/>
+            <w:hideMark/>
+          </w:tcPr>
+          <w:p>
+            <w:pPr>
+              <w:spacing w:after="160" w:line="278" w:lineRule="auto"/>
+              <w:cnfStyle w:val="000000000000" w:firstRow="0" w:lastRow="0" w:firstColumn="0" w:lastColumn="0" w:oddVBand="0" w:evenVBand="0" w:oddHBand="0" w:evenHBand="0" w:firstRowFirstColumn="0" w:firstRowLastColumn="0" w:lastRowFirstColumn="0" w:lastRowLastColumn="0"/>
+              <w:rPr>
+                <w:rFonts w:ascii="Times New Roman" w:hAnsi="Times New Roman" w:cs="Times New Roman"/>
+              </w:rPr>
+            </w:pPr>
+            <w:r>
+              <w:rPr>
+                <w:rFonts w:ascii="Times New Roman" w:hAnsi="Times New Roman" w:cs="Times New Roman"/>
+              </w:rPr>
+              <w:t>No</w:t>
+            </w:r>
+          </w:p>
+        </w:tc>
+        <w:tc>
+          <w:tcPr>
+            <w:tcW w:w="1267" w:type="dxa"/>
+            <w:hideMark/>
+          </w:tcPr>
+          <w:p>
+            <w:pPr>
+              <w:spacing w:after="160" w:line="278" w:lineRule="auto"/>
+              <w:cnfStyle w:val="000000000000" w:firstRow="0" w:lastRow="0" w:firstColumn="0" w:lastColumn="0" w:oddVBand="0" w:evenVBand="0" w:oddHBand="0" w:evenHBand="0" w:firstRowFirstColumn="0" w:firstRowLastColumn="0" w:lastRowFirstColumn="0" w:lastRowLastColumn="0"/>
+              <w:rPr>
+                <w:rFonts w:ascii="Times New Roman" w:hAnsi="Times New Roman" w:cs="Times New Roman"/>
+              </w:rPr>
+            </w:pPr>
+            <w:r>
+              <w:rPr>
+                <w:rFonts w:ascii="Times New Roman" w:hAnsi="Times New Roman" w:cs="Times New Roman"/>
+              </w:rPr>
+              <w:t>Derived</w:t>
+            </w:r>
+          </w:p>
+        </w:tc>
+        <w:tc>
+          <w:tcPr>
+            <w:tcW w:w="2700" w:type="dxa"/>
+            <w:hideMark/>
+          </w:tcPr>
+          <w:p>
+            <w:pPr>
+              <w:spacing w:after="160" w:line="278" w:lineRule="auto"/>
+              <w:cnfStyle w:val="000000000000" w:firstRow="0" w:lastRow="0" w:firstColumn="0" w:lastColumn="0" w:oddVBand="0" w:evenVBand="0" w:oddHBand="0" w:evenHBand="0" w:firstRowFirstColumn="0" w:firstRowLastColumn="0" w:lastRowFirstColumn="0" w:lastRowLastColumn="0"/>
+              <w:rPr>
+                <w:rFonts w:ascii="Times New Roman" w:hAnsi="Times New Roman" w:cs="Times New Roman"/>
+              </w:rPr>
+            </w:pPr>
+            <w:r>
+              <w:rPr>
+                <w:rFonts w:ascii="Times New Roman" w:hAnsi="Times New Roman" w:cs="Times New Roman"/>
+              </w:rPr>
+              <w:t>Required if decision is Rejected</w:t>
+            </w:r>
+          </w:p>
+        </w:tc>
+        <w:tc>
+          <w:tcPr>
+            <w:tcW w:w="1890" w:type="dxa"/>
+            <w:hideMark/>
+          </w:tcPr>
+          <w:p>
+            <w:pPr>
+              <w:spacing w:after="160" w:line="278" w:lineRule="auto"/>
+              <w:cnfStyle w:val="000000000000" w:firstRow="0" w:lastRow="0" w:firstColumn="0" w:lastColumn="0" w:oddVBand="0" w:evenVBand="0" w:oddHBand="0" w:evenHBand="0" w:firstRowFirstColumn="0" w:firstRowLastColumn="0" w:lastRowFirstColumn="0" w:lastRowLastColumn="0"/>
+              <w:rPr>
+                <w:rFonts w:ascii="Times New Roman" w:hAnsi="Times New Roman" w:cs="Times New Roman"/>
+              </w:rPr>
+            </w:pPr>
+            <w:r>
+              <w:rPr>
+                <w:rFonts w:ascii="Times New Roman" w:hAnsi="Times New Roman" w:cs="Times New Roman"/>
+              </w:rPr>
+              <w:t>Return window expired</w:t>
+            </w:r>
+          </w:p>
+        </w:tc>
+      </w:tr>
+      <w:tr>
+        <w:trPr>
+          <w:cnfStyle w:val="000000100000" w:firstRow="0" w:lastRow="0" w:firstColumn="0" w:lastColumn="0" w:oddVBand="0" w:evenVBand="0" w:oddHBand="1" w:evenHBand="0" w:firstRowFirstColumn="0" w:firstRowLastColumn="0" w:lastRowFirstColumn="0" w:lastRowLastColumn="0"/>
+        </w:trPr>
+        <w:tc>
+          <w:tcPr>
+            <w:cnfStyle w:val="001000000000" w:firstRow="0" w:lastRow="0" w:firstColumn="1" w:lastColumn="0" w:oddVBand="0" w:evenVBand="0" w:oddHBand="0" w:evenHBand="0" w:firstRowFirstColumn="0" w:firstRowLastColumn="0" w:lastRowFirstColumn="0" w:lastRowLastColumn="0"/>
+            <w:tcW w:w="1424" w:type="dxa"/>
+            <w:hideMark/>
+          </w:tcPr>
+          <w:p>
+            <w:pPr>
+              <w:spacing w:after="160" w:line="278" w:lineRule="auto"/>
+              <w:rPr>
+                <w:rFonts w:ascii="Times New Roman" w:hAnsi="Times New Roman" w:cs="Times New Roman"/>
+              </w:rPr>
+            </w:pPr>
+            <w:r>
+              <w:rPr>
+                <w:rFonts w:ascii="Times New Roman" w:hAnsi="Times New Roman" w:cs="Times New Roman"/>
+              </w:rPr>
+              <w:t>Submitted Timestamp</w:t>
+            </w:r>
+          </w:p>
+        </w:tc>
+        <w:tc>
+          <w:tcPr>
+            <w:tcW w:w="1673" w:type="dxa"/>
+            <w:hideMark/>
+          </w:tcPr>
+          <w:p>
+            <w:pPr>
+              <w:spacing w:after="160" w:line="278" w:lineRule="auto"/>
+              <w:cnfStyle w:val="000000100000" w:firstRow="0" w:lastRow="0" w:firstColumn="0" w:lastColumn="0" w:oddVBand="0" w:evenVBand="0" w:oddHBand="1" w:evenHBand="0" w:firstRowFirstColumn="0" w:firstRowLastColumn="0" w:lastRowFirstColumn="0" w:lastRowLastColumn="0"/>
+              <w:rPr>
+                <w:rFonts w:ascii="Times New Roman" w:hAnsi="Times New Roman" w:cs="Times New Roman"/>
+              </w:rPr>
+            </w:pPr>
+            <w:r>
+              <w:rPr>
+                <w:rFonts w:ascii="Times New Roman" w:hAnsi="Times New Roman" w:cs="Times New Roman"/>
+              </w:rPr>
+              <w:t>Date and time request was submitted</w:t>
+            </w:r>
+          </w:p>
+        </w:tc>
+        <w:tc>
+          <w:tcPr>
+            <w:tcW w:w="1426" w:type="dxa"/>
+            <w:hideMark/>
+          </w:tcPr>
+          <w:p>
+            <w:pPr>
+              <w:spacing w:after="160" w:line="278" w:lineRule="auto"/>
+              <w:cnfStyle w:val="000000100000" w:firstRow="0" w:lastRow="0" w:firstColumn="0" w:lastColumn="0" w:oddVBand="0" w:evenVBand="0" w:oddHBand="1" w:evenHBand="0" w:firstRowFirstColumn="0" w:firstRowLastColumn="0" w:lastRowFirstColumn="0" w:lastRowLastColumn="0"/>
+              <w:rPr>
+                <w:rFonts w:ascii="Times New Roman" w:hAnsi="Times New Roman" w:cs="Times New Roman"/>
+              </w:rPr>
+            </w:pPr>
+            <w:r>
+              <w:rPr>
+                <w:rFonts w:ascii="Times New Roman" w:hAnsi="Times New Roman" w:cs="Times New Roman"/>
+              </w:rPr>
+              <w:t>Date/Time</w:t>
+            </w:r>
+          </w:p>
+        </w:tc>
+        <w:tc>
+          <w:tcPr>
+            <w:tcW w:w="870" w:type="dxa"/>
+            <w:hideMark/>
+          </w:tcPr>
+          <w:p>
+            <w:pPr>
+              <w:spacing w:after="160" w:line="278" w:lineRule="auto"/>
+              <w:cnfStyle w:val="000000100000" w:firstRow="0" w:lastRow="0" w:firstColumn="0" w:lastColumn="0" w:oddVBand="0" w:evenVBand="0" w:oddHBand="1" w:evenHBand="0" w:firstRowFirstColumn="0" w:firstRowLastColumn="0" w:lastRowFirstColumn="0" w:lastRowLastColumn="0"/>
+              <w:rPr>
+                <w:rFonts w:ascii="Times New Roman" w:hAnsi="Times New Roman" w:cs="Times New Roman"/>
+              </w:rPr>
+            </w:pPr>
+            <w:r>
+              <w:rPr>
+                <w:rFonts w:ascii="Times New Roman" w:hAnsi="Times New Roman" w:cs="Times New Roman"/>
+              </w:rPr>
+              <w:t>Yes</w:t>
+            </w:r>
+          </w:p>
+        </w:tc>
+        <w:tc>
+          <w:tcPr>
+            <w:tcW w:w="1267" w:type="dxa"/>
+            <w:hideMark/>
+          </w:tcPr>
+          <w:p>
+            <w:pPr>
+              <w:spacing w:after="160" w:line="278" w:lineRule="auto"/>
+              <w:cnfStyle w:val="000000100000" w:firstRow="0" w:lastRow="0" w:firstColumn="0" w:lastColumn="0" w:oddVBand="0" w:evenVBand="0" w:oddHBand="1" w:evenHBand="0" w:firstRowFirstColumn="0" w:firstRowLastColumn="0" w:lastRowFirstColumn="0" w:lastRowLastColumn="0"/>
+              <w:rPr>
+                <w:rFonts w:ascii="Times New Roman" w:hAnsi="Times New Roman" w:cs="Times New Roman"/>
+              </w:rPr>
+            </w:pPr>
+            <w:r>
+              <w:rPr>
+                <w:rFonts w:ascii="Times New Roman" w:hAnsi="Times New Roman" w:cs="Times New Roman"/>
+              </w:rPr>
+              <w:t>System-assigned</w:t>
+            </w:r>
+          </w:p>
+        </w:tc>
+        <w:tc>
+          <w:tcPr>
+            <w:tcW w:w="2700" w:type="dxa"/>
+            <w:hideMark/>
+          </w:tcPr>
+          <w:p>
+            <w:pPr>
+              <w:spacing w:after="160" w:line="278" w:lineRule="auto"/>
+              <w:cnfStyle w:val="000000100000" w:firstRow="0" w:lastRow="0" w:firstColumn="0" w:lastColumn="0" w:oddVBand="0" w:evenVBand="0" w:oddHBand="1" w:evenHBand="0" w:firstRowFirstColumn="0" w:firstRowLastColumn="0" w:lastRowFirstColumn="0" w:lastRowLastColumn="0"/>
+              <w:rPr>
+                <w:rFonts w:ascii="Times New Roman" w:hAnsi="Times New Roman" w:cs="Times New Roman"/>
+              </w:rPr>
+            </w:pPr>
+            <w:r>
+              <w:rPr>
+                <w:rFonts w:ascii="Times New Roman" w:hAnsi="Times New Roman" w:cs="Times New Roman"/>
+              </w:rPr>
+              <w:t>Recorded when customer submits</w:t>
+            </w:r>
+          </w:p>
+        </w:tc>
+        <w:tc>
+          <w:tcPr>
+            <w:tcW w:w="1890" w:type="dxa"/>
+            <w:hideMark/>
+          </w:tcPr>
+          <w:p>
+            <w:pPr>
+              <w:spacing w:after="160" w:line="278" w:lineRule="auto"/>
+              <w:cnfStyle w:val="000000100000" w:firstRow="0" w:lastRow="0" w:firstColumn="0" w:lastColumn="0" w:oddVBand="0" w:evenVBand="0" w:oddHBand="1" w:evenHBand="0" w:firstRowFirstColumn="0" w:firstRowLastColumn="0" w:lastRowFirstColumn="0" w:lastRowLastColumn="0"/>
+              <w:rPr>
+                <w:rFonts w:ascii="Times New Roman" w:hAnsi="Times New Roman" w:cs="Times New Roman"/>
+              </w:rPr>
+            </w:pPr>
+            <w:r>
+              <w:rPr>
+                <w:rFonts w:ascii="Times New Roman" w:hAnsi="Times New Roman" w:cs="Times New Roman"/>
+              </w:rPr>
+              <w:t>09/18/2026 2:15 PM</w:t>
+            </w:r>
+          </w:p>
+        </w:tc>
+      </w:tr>
+      <w:tr>
+        <w:tc>
+          <w:tcPr>
+            <w:cnfStyle w:val="001000000000" w:firstRow="0" w:lastRow="0" w:firstColumn="1" w:lastColumn="0" w:oddVBand="0" w:evenVBand="0" w:oddHBand="0" w:evenHBand="0" w:firstRowFirstColumn="0" w:firstRowLastColumn="0" w:lastRowFirstColumn="0" w:lastRowLastColumn="0"/>
+            <w:tcW w:w="1424" w:type="dxa"/>
+            <w:hideMark/>
+          </w:tcPr>
+          <w:p>
+            <w:pPr>
+              <w:spacing w:after="160" w:line="278" w:lineRule="auto"/>
+              <w:rPr>
+                <w:rFonts w:ascii="Times New Roman" w:hAnsi="Times New Roman" w:cs="Times New Roman"/>
+              </w:rPr>
+            </w:pPr>
+            <w:r>
+              <w:rPr>
+                <w:rFonts w:ascii="Times New Roman" w:hAnsi="Times New Roman" w:cs="Times New Roman"/>
+              </w:rPr>
+              <w:t>Decision Timestamp</w:t>
+            </w:r>
+          </w:p>
+        </w:tc>
+        <w:tc>
+          <w:tcPr>
+            <w:tcW w:w="1673" w:type="dxa"/>
+            <w:hideMark/>
+          </w:tcPr>
+          <w:p>
+            <w:pPr>
+              <w:spacing w:after="160" w:line="278" w:lineRule="auto"/>
+              <w:cnfStyle w:val="000000000000" w:firstRow="0" w:lastRow="0" w:firstColumn="0" w:lastColumn="0" w:oddVBand="0" w:evenVBand="0" w:oddHBand="0" w:evenHBand="0" w:firstRowFirstColumn="0" w:firstRowLastColumn="0" w:lastRowFirstColumn="0" w:lastRowLastColumn="0"/>
+              <w:rPr>
+                <w:rFonts w:ascii="Times New Roman" w:hAnsi="Times New Roman" w:cs="Times New Roman"/>
+              </w:rPr>
+            </w:pPr>
+            <w:r>
+              <w:rPr>
+                <w:rFonts w:ascii="Times New Roman" w:hAnsi="Times New Roman" w:cs="Times New Roman"/>
+              </w:rPr>
+              <w:t>Date and time decision was made</w:t>
+            </w:r>
+          </w:p>
+        </w:tc>
+        <w:tc>
+          <w:tcPr>
+            <w:tcW w:w="1426" w:type="dxa"/>
+            <w:hideMark/>
+          </w:tcPr>
+          <w:p>
+            <w:pPr>
+              <w:spacing w:after="160" w:line="278" w:lineRule="auto"/>
+              <w:cnfStyle w:val="000000000000" w:firstRow="0" w:lastRow="0" w:firstColumn="0" w:lastColumn="0" w:oddVBand="0" w:evenVBand="0" w:oddHBand="0" w:evenHBand="0" w:firstRowFirstColumn="0" w:firstRowLastColumn="0" w:lastRowFirstColumn="0" w:lastRowLastColumn="0"/>
+              <w:rPr>
+                <w:rFonts w:ascii="Times New Roman" w:hAnsi="Times New Roman" w:cs="Times New Roman"/>
+              </w:rPr>
+            </w:pPr>
+            <w:r>
+              <w:rPr>
+                <w:rFonts w:ascii="Times New Roman" w:hAnsi="Times New Roman" w:cs="Times New Roman"/>
+              </w:rPr>
+              <w:t>Date/Time</w:t>
+            </w:r>
+          </w:p>
+        </w:tc>
+        <w:tc>
+          <w:tcPr>
+            <w:tcW w:w="870" w:type="dxa"/>
+            <w:hideMark/>
+          </w:tcPr>
+          <w:p>
+            <w:pPr>
+              <w:spacing w:after="160" w:line="278" w:lineRule="auto"/>
+              <w:cnfStyle w:val="000000000000" w:firstRow="0" w:lastRow="0" w:firstColumn="0" w:lastColumn="0" w:oddVBand="0" w:evenVBand="0" w:oddHBand="0" w:evenHBand="0" w:firstRowFirstColumn="0" w:firstRowLastColumn="0" w:lastRowFirstColumn="0" w:lastRowLastColumn="0"/>
+              <w:rPr>
+                <w:rFonts w:ascii="Times New Roman" w:hAnsi="Times New Roman" w:cs="Times New Roman"/>
+              </w:rPr>
+            </w:pPr>
+            <w:r>
+              <w:rPr>
+                <w:rFonts w:ascii="Times New Roman" w:hAnsi="Times New Roman" w:cs="Times New Roman"/>
+              </w:rPr>
+              <w:t>Yes</w:t>
+            </w:r>
+          </w:p>
+        </w:tc>
+        <w:tc>
+          <w:tcPr>
+            <w:tcW w:w="1267" w:type="dxa"/>
+            <w:hideMark/>
+          </w:tcPr>
+          <w:p>
+            <w:pPr>
+              <w:spacing w:after="160" w:line="278" w:lineRule="auto"/>
+              <w:cnfStyle w:val="000000000000" w:firstRow="0" w:lastRow="0" w:firstColumn="0" w:lastColumn="0" w:oddVBand="0" w:evenVBand="0" w:oddHBand="0" w:evenHBand="0" w:firstRowFirstColumn="0" w:firstRowLastColumn="0" w:lastRowFirstColumn="0" w:lastRowLastColumn="0"/>
+              <w:rPr>
+                <w:rFonts w:ascii="Times New Roman" w:hAnsi="Times New Roman" w:cs="Times New Roman"/>
+              </w:rPr>
+            </w:pPr>
+            <w:r>
+              <w:rPr>
+                <w:rFonts w:ascii="Times New Roman" w:hAnsi="Times New Roman" w:cs="Times New Roman"/>
+              </w:rPr>
+              <w:t>System-assigned</w:t>
+            </w:r>
+          </w:p>
+        </w:tc>
+        <w:tc>
+          <w:tcPr>
+            <w:tcW w:w="2700" w:type="dxa"/>
+            <w:hideMark/>
+          </w:tcPr>
+          <w:p>
+            <w:pPr>
+              <w:spacing w:after="160" w:line="278" w:lineRule="auto"/>
+              <w:cnfStyle w:val="000000000000" w:firstRow="0" w:lastRow="0" w:firstColumn="0" w:lastColumn="0" w:oddVBand="0" w:evenVBand="0" w:oddHBand="0" w:evenHBand="0" w:firstRowFirstColumn="0" w:firstRowLastColumn="0" w:lastRowFirstColumn="0" w:lastRowLastColumn="0"/>
+              <w:rPr>
+                <w:rFonts w:ascii="Times New Roman" w:hAnsi="Times New Roman" w:cs="Times New Roman"/>
+              </w:rPr>
+            </w:pPr>
+            <w:r>
+              <w:rPr>
+                <w:rFonts w:ascii="Times New Roman" w:hAnsi="Times New Roman" w:cs="Times New Roman"/>
+              </w:rPr>
+              <w:t>Recorded after evaluation</w:t>
+            </w:r>
+          </w:p>
+        </w:tc>
+        <w:tc>
+          <w:tcPr>
+            <w:tcW w:w="1890" w:type="dxa"/>
+            <w:hideMark/>
+          </w:tcPr>
+          <w:p>
+            <w:pPr>
+              <w:spacing w:after="160" w:line="278" w:lineRule="auto"/>
+              <w:cnfStyle w:val="000000000000" w:firstRow="0" w:lastRow="0" w:firstColumn="0" w:lastColumn="0" w:oddVBand="0" w:evenVBand="0" w:oddHBand="0" w:evenHBand="0" w:firstRowFirstColumn="0" w:firstRowLastColumn="0" w:lastRowFirstColumn="0" w:lastRowLastColumn="0"/>
+              <w:rPr>
+                <w:rFonts w:ascii="Times New Roman" w:hAnsi="Times New Roman" w:cs="Times New Roman"/>
+              </w:rPr>
+            </w:pPr>
+            <w:r>
+              <w:rPr>
+                <w:rFonts w:ascii="Times New Roman" w:hAnsi="Times New Roman" w:cs="Times New Roman"/>
+              </w:rPr>
+              <w:t>09/18/2026</w:t>
+            </w:r>
+            <w:r>
+              <w:rPr>
+                <w:rFonts w:ascii="Times New Roman" w:hAnsi="Times New Roman" w:cs="Times New Roman"/>
+              </w:rPr>
+              <w:t xml:space="preserve"> 10:30</w:t>
+            </w:r>
+            <w:r>
+              <w:rPr>
+                <w:rFonts w:ascii="Times New Roman" w:hAnsi="Times New Roman" w:cs="Times New Roman"/>
+              </w:rPr>
+              <w:t xml:space="preserve"> </w:t>
+            </w:r>
+            <w:r>
+              <w:rPr>
+                <w:rFonts w:ascii="Times New Roman" w:hAnsi="Times New Roman" w:cs="Times New Roman"/>
+              </w:rPr>
+              <w:t>AM</w:t>
+            </w:r>
+          </w:p>
+        </w:tc>
+      </w:tr>
+      <w:tr>
+        <w:trPr>
+          <w:cnfStyle w:val="000000100000" w:firstRow="0" w:lastRow="0" w:firstColumn="0" w:lastColumn="0" w:oddVBand="0" w:evenVBand="0" w:oddHBand="1" w:evenHBand="0" w:firstRowFirstColumn="0" w:firstRowLastColumn="0" w:lastRowFirstColumn="0" w:lastRowLastColumn="0"/>
+        </w:trPr>
+        <w:tc>
+          <w:tcPr>
+            <w:cnfStyle w:val="001000000000" w:firstRow="0" w:lastRow="0" w:firstColumn="1" w:lastColumn="0" w:oddVBand="0" w:evenVBand="0" w:oddHBand="0" w:evenHBand="0" w:firstRowFirstColumn="0" w:firstRowLastColumn="0" w:lastRowFirstColumn="0" w:lastRowLastColumn="0"/>
+            <w:tcW w:w="1424" w:type="dxa"/>
+            <w:hideMark/>
+          </w:tcPr>
+          <w:p>
+            <w:pPr>
+              <w:spacing w:after="160" w:line="278" w:lineRule="auto"/>
+              <w:rPr>
+                <w:rFonts w:ascii="Times New Roman" w:hAnsi="Times New Roman" w:cs="Times New Roman"/>
+              </w:rPr>
+            </w:pPr>
+            <w:r>
+              <w:rPr>
+                <w:rFonts w:ascii="Times New Roman" w:hAnsi="Times New Roman" w:cs="Times New Roman"/>
+              </w:rPr>
+              <w:t>Delivery Date</w:t>
+            </w:r>
+          </w:p>
+        </w:tc>
+        <w:tc>
+          <w:tcPr>
+            <w:tcW w:w="1673" w:type="dxa"/>
+            <w:hideMark/>
+          </w:tcPr>
+          <w:p>
+            <w:pPr>
+              <w:spacing w:after="160" w:line="278" w:lineRule="auto"/>
+              <w:cnfStyle w:val="000000100000" w:firstRow="0" w:lastRow="0" w:firstColumn="0" w:lastColumn="0" w:oddVBand="0" w:evenVBand="0" w:oddHBand="1" w:evenHBand="0" w:firstRowFirstColumn="0" w:firstRowLastColumn="0" w:lastRowFirstColumn="0" w:lastRowLastColumn="0"/>
+              <w:rPr>
+                <w:rFonts w:ascii="Times New Roman" w:hAnsi="Times New Roman" w:cs="Times New Roman"/>
+              </w:rPr>
+            </w:pPr>
+            <w:r>
+              <w:rPr>
+                <w:rFonts w:ascii="Times New Roman" w:hAnsi="Times New Roman" w:cs="Times New Roman"/>
+              </w:rPr>
+              <w:t>Date the original order was delivered</w:t>
+            </w:r>
+          </w:p>
+        </w:tc>
+        <w:tc>
+          <w:tcPr>
+            <w:tcW w:w="1426" w:type="dxa"/>
+            <w:hideMark/>
+          </w:tcPr>
+          <w:p>
+            <w:pPr>
+              <w:spacing w:after="160" w:line="278" w:lineRule="auto"/>
+              <w:cnfStyle w:val="000000100000" w:firstRow="0" w:lastRow="0" w:firstColumn="0" w:lastColumn="0" w:oddVBand="0" w:evenVBand="0" w:oddHBand="1" w:evenHBand="0" w:firstRowFirstColumn="0" w:firstRowLastColumn="0" w:lastRowFirstColumn="0" w:lastRowLastColumn="0"/>
+              <w:rPr>
+                <w:rFonts w:ascii="Times New Roman" w:hAnsi="Times New Roman" w:cs="Times New Roman"/>
+              </w:rPr>
+            </w:pPr>
+            <w:r>
+              <w:rPr>
+                <w:rFonts w:ascii="Times New Roman" w:hAnsi="Times New Roman" w:cs="Times New Roman"/>
+              </w:rPr>
+              <w:t>Date</w:t>
+            </w:r>
+          </w:p>
+        </w:tc>
+        <w:tc>
+          <w:tcPr>
+            <w:tcW w:w="870" w:type="dxa"/>
+            <w:hideMark/>
+          </w:tcPr>
+          <w:p>
+            <w:pPr>
+              <w:spacing w:after="160" w:line="278" w:lineRule="auto"/>
+              <w:cnfStyle w:val="000000100000" w:firstRow="0" w:lastRow="0" w:firstColumn="0" w:lastColumn="0" w:oddVBand="0" w:evenVBand="0" w:oddHBand="1" w:evenHBand="0" w:firstRowFirstColumn="0" w:firstRowLastColumn="0" w:lastRowFirstColumn="0" w:lastRowLastColumn="0"/>
+              <w:rPr>
+                <w:rFonts w:ascii="Times New Roman" w:hAnsi="Times New Roman" w:cs="Times New Roman"/>
+              </w:rPr>
+            </w:pPr>
+            <w:r>
+              <w:rPr>
+                <w:rFonts w:ascii="Times New Roman" w:hAnsi="Times New Roman" w:cs="Times New Roman"/>
+              </w:rPr>
+              <w:t>Yes</w:t>
+            </w:r>
+          </w:p>
+        </w:tc>
+        <w:tc>
+          <w:tcPr>
+            <w:tcW w:w="1267" w:type="dxa"/>
+            <w:hideMark/>
+          </w:tcPr>
+          <w:p>
+            <w:pPr>
+              <w:spacing w:after="160" w:line="278" w:lineRule="auto"/>
+              <w:cnfStyle w:val="000000100000" w:firstRow="0" w:lastRow="0" w:firstColumn="0" w:lastColumn="0" w:oddVBand="0" w:evenVBand="0" w:oddHBand="1" w:evenHBand="0" w:firstRowFirstColumn="0" w:firstRowLastColumn="0" w:lastRowFirstColumn="0" w:lastRowLastColumn="0"/>
+              <w:rPr>
+                <w:rFonts w:ascii="Times New Roman" w:hAnsi="Times New Roman" w:cs="Times New Roman"/>
+              </w:rPr>
+            </w:pPr>
+            <w:r>
+              <w:rPr>
+                <w:rFonts w:ascii="Times New Roman" w:hAnsi="Times New Roman" w:cs="Times New Roman"/>
+              </w:rPr>
+              <w:t>System-assigned</w:t>
+            </w:r>
+          </w:p>
+        </w:tc>
+        <w:tc>
+          <w:tcPr>
+            <w:tcW w:w="2700" w:type="dxa"/>
+            <w:hideMark/>
+          </w:tcPr>
+          <w:p>
+            <w:pPr>
+              <w:spacing w:after="160" w:line="278" w:lineRule="auto"/>
+              <w:cnfStyle w:val="000000100000" w:firstRow="0" w:lastRow="0" w:firstColumn="0" w:lastColumn="0" w:oddVBand="0" w:evenVBand="0" w:oddHBand="1" w:evenHBand="0" w:firstRowFirstColumn="0" w:firstRowLastColumn="0" w:lastRowFirstColumn="0" w:lastRowLastColumn="0"/>
+              <w:rPr>
+                <w:rFonts w:ascii="Times New Roman" w:hAnsi="Times New Roman" w:cs="Times New Roman"/>
+              </w:rPr>
+            </w:pPr>
+            <w:r>
+              <w:rPr>
+                <w:rFonts w:ascii="Times New Roman" w:hAnsi="Times New Roman" w:cs="Times New Roman"/>
+              </w:rPr>
+              <w:t>Used to check the 60-day return window</w:t>
+            </w:r>
+          </w:p>
+        </w:tc>
+        <w:tc>
+          <w:tcPr>
+            <w:tcW w:w="1890" w:type="dxa"/>
+            <w:hideMark/>
+          </w:tcPr>
+          <w:p>
+            <w:pPr>
+              <w:spacing w:after="160" w:line="278" w:lineRule="auto"/>
+              <w:cnfStyle w:val="000000100000" w:firstRow="0" w:lastRow="0" w:firstColumn="0" w:lastColumn="0" w:oddVBand="0" w:evenVBand="0" w:oddHBand="1" w:evenHBand="0" w:firstRowFirstColumn="0" w:firstRowLastColumn="0" w:lastRowFirstColumn="0" w:lastRowLastColumn="0"/>
+              <w:rPr>
+                <w:rFonts w:ascii="Times New Roman" w:hAnsi="Times New Roman" w:cs="Times New Roman"/>
+              </w:rPr>
+            </w:pPr>
+            <w:r>
+              <w:rPr>
+                <w:rFonts w:ascii="Times New Roman" w:hAnsi="Times New Roman" w:cs="Times New Roman"/>
+              </w:rPr>
+              <w:t>08/10/2026</w:t>
+            </w:r>
+          </w:p>
+        </w:tc>
+      </w:tr>
+      <w:tr>
+        <w:tc>
+          <w:tcPr>
+            <w:cnfStyle w:val="001000000000" w:firstRow="0" w:lastRow="0" w:firstColumn="1" w:lastColumn="0" w:oddVBand="0" w:evenVBand="0" w:oddHBand="0" w:evenHBand="0" w:firstRowFirstColumn="0" w:firstRowLastColumn="0" w:lastRowFirstColumn="0" w:lastRowLastColumn="0"/>
+            <w:tcW w:w="1424" w:type="dxa"/>
+            <w:hideMark/>
+          </w:tcPr>
+          <w:p>
+            <w:pPr>
+              <w:spacing w:after="160" w:line="278" w:lineRule="auto"/>
+              <w:rPr>
+                <w:rFonts w:ascii="Times New Roman" w:hAnsi="Times New Roman" w:cs="Times New Roman"/>
+              </w:rPr>
+            </w:pPr>
+            <w:r>
+              <w:rPr>
+                <w:rFonts w:ascii="Times New Roman" w:hAnsi="Times New Roman" w:cs="Times New Roman"/>
+              </w:rPr>
+              <w:t>Final Sale Status</w:t>
+            </w:r>
+          </w:p>
+        </w:tc>
+        <w:tc>
+          <w:tcPr>
+            <w:tcW w:w="1673" w:type="dxa"/>
+            <w:hideMark/>
+          </w:tcPr>
+          <w:p>
+            <w:pPr>
+              <w:spacing w:after="160" w:line="278" w:lineRule="auto"/>
+              <w:cnfStyle w:val="000000000000" w:firstRow="0" w:lastRow="0" w:firstColumn="0" w:lastColumn="0" w:oddVBand="0" w:evenVBand="0" w:oddHBand="0" w:evenHBand="0" w:firstRowFirstColumn="0" w:firstRowLastColumn="0" w:lastRowFirstColumn="0" w:lastRowLastColumn="0"/>
+              <w:rPr>
+                <w:rFonts w:ascii="Times New Roman" w:hAnsi="Times New Roman" w:cs="Times New Roman"/>
+              </w:rPr>
+            </w:pPr>
+            <w:r>
+              <w:rPr>
+                <w:rFonts w:ascii="Times New Roman" w:hAnsi="Times New Roman" w:cs="Times New Roman"/>
+              </w:rPr>
+              <w:t>Shows whether the item was final sale/clearance</w:t>
+            </w:r>
+          </w:p>
+        </w:tc>
+        <w:tc>
+          <w:tcPr>
+            <w:tcW w:w="1426" w:type="dxa"/>
+            <w:hideMark/>
+          </w:tcPr>
+          <w:p>
+            <w:pPr>
+              <w:spacing w:after="160" w:line="278" w:lineRule="auto"/>
+              <w:cnfStyle w:val="000000000000" w:firstRow="0" w:lastRow="0" w:firstColumn="0" w:lastColumn="0" w:oddVBand="0" w:evenVBand="0" w:oddHBand="0" w:evenHBand="0" w:firstRowFirstColumn="0" w:firstRowLastColumn="0" w:lastRowFirstColumn="0" w:lastRowLastColumn="0"/>
+              <w:rPr>
+                <w:rFonts w:ascii="Times New Roman" w:hAnsi="Times New Roman" w:cs="Times New Roman"/>
+              </w:rPr>
+            </w:pPr>
+            <w:r>
+              <w:rPr>
+                <w:rFonts w:ascii="Times New Roman" w:hAnsi="Times New Roman" w:cs="Times New Roman"/>
+              </w:rPr>
+              <w:t>Boolean</w:t>
+            </w:r>
+          </w:p>
+        </w:tc>
+        <w:tc>
+          <w:tcPr>
+            <w:tcW w:w="870" w:type="dxa"/>
+            <w:hideMark/>
+          </w:tcPr>
+          <w:p>
+            <w:pPr>
+              <w:spacing w:after="160" w:line="278" w:lineRule="auto"/>
+              <w:cnfStyle w:val="000000000000" w:firstRow="0" w:lastRow="0" w:firstColumn="0" w:lastColumn="0" w:oddVBand="0" w:evenVBand="0" w:oddHBand="0" w:evenHBand="0" w:firstRowFirstColumn="0" w:firstRowLastColumn="0" w:lastRowFirstColumn="0" w:lastRowLastColumn="0"/>
+              <w:rPr>
+                <w:rFonts w:ascii="Times New Roman" w:hAnsi="Times New Roman" w:cs="Times New Roman"/>
+              </w:rPr>
+            </w:pPr>
+            <w:r>
+              <w:rPr>
+                <w:rFonts w:ascii="Times New Roman" w:hAnsi="Times New Roman" w:cs="Times New Roman"/>
+              </w:rPr>
+              <w:t>Yes</w:t>
+            </w:r>
+          </w:p>
+        </w:tc>
+        <w:tc>
+          <w:tcPr>
+            <w:tcW w:w="1267" w:type="dxa"/>
+            <w:hideMark/>
+          </w:tcPr>
+          <w:p>
+            <w:pPr>
+              <w:spacing w:after="160" w:line="278" w:lineRule="auto"/>
+              <w:cnfStyle w:val="000000000000" w:firstRow="0" w:lastRow="0" w:firstColumn="0" w:lastColumn="0" w:oddVBand="0" w:evenVBand="0" w:oddHBand="0" w:evenHBand="0" w:firstRowFirstColumn="0" w:firstRowLastColumn="0" w:lastRowFirstColumn="0" w:lastRowLastColumn="0"/>
+              <w:rPr>
+                <w:rFonts w:ascii="Times New Roman" w:hAnsi="Times New Roman" w:cs="Times New Roman"/>
+              </w:rPr>
+            </w:pPr>
+            <w:r>
+              <w:rPr>
+                <w:rFonts w:ascii="Times New Roman" w:hAnsi="Times New Roman" w:cs="Times New Roman"/>
+              </w:rPr>
+              <w:t>System-assigned</w:t>
+            </w:r>
+          </w:p>
+        </w:tc>
+        <w:tc>
+          <w:tcPr>
+            <w:tcW w:w="2700" w:type="dxa"/>
+            <w:hideMark/>
+          </w:tcPr>
+          <w:p>
+            <w:pPr>
+              <w:spacing w:after="160" w:line="278" w:lineRule="auto"/>
+              <w:cnfStyle w:val="000000000000" w:firstRow="0" w:lastRow="0" w:firstColumn="0" w:lastColumn="0" w:oddVBand="0" w:evenVBand="0" w:oddHBand="0" w:evenHBand="0" w:firstRowFirstColumn="0" w:firstRowLastColumn="0" w:lastRowFirstColumn="0" w:lastRowLastColumn="0"/>
+              <w:rPr>
+                <w:rFonts w:ascii="Times New Roman" w:hAnsi="Times New Roman" w:cs="Times New Roman"/>
+              </w:rPr>
+            </w:pPr>
+            <w:r>
+              <w:rPr>
+                <w:rFonts w:ascii="Times New Roman" w:hAnsi="Times New Roman" w:cs="Times New Roman"/>
+              </w:rPr>
+              <w:t>Final-sale items are rejected</w:t>
+            </w:r>
+          </w:p>
+        </w:tc>
+        <w:tc>
+          <w:tcPr>
+            <w:tcW w:w="1890" w:type="dxa"/>
+            <w:hideMark/>
+          </w:tcPr>
+          <w:p>
+            <w:pPr>
+              <w:spacing w:after="160" w:line="278" w:lineRule="auto"/>
+              <w:cnfStyle w:val="000000000000" w:firstRow="0" w:lastRow="0" w:firstColumn="0" w:lastColumn="0" w:oddVBand="0" w:evenVBand="0" w:oddHBand="0" w:evenHBand="0" w:firstRowFirstColumn="0" w:firstRowLastColumn="0" w:lastRowFirstColumn="0" w:lastRowLastColumn="0"/>
+              <w:rPr>
+                <w:rFonts w:ascii="Times New Roman" w:hAnsi="Times New Roman" w:cs="Times New Roman"/>
+              </w:rPr>
+            </w:pPr>
+            <w:r>
+              <w:rPr>
+                <w:rFonts w:ascii="Times New Roman" w:hAnsi="Times New Roman" w:cs="Times New Roman"/>
+              </w:rPr>
+              <w:t>No</w:t>
+            </w:r>
+          </w:p>
+        </w:tc>
+      </w:tr>
+      <w:tr>
+        <w:trPr>
+          <w:cnfStyle w:val="000000100000" w:firstRow="0" w:lastRow="0" w:firstColumn="0" w:lastColumn="0" w:oddVBand="0" w:evenVBand="0" w:oddHBand="1" w:evenHBand="0" w:firstRowFirstColumn="0" w:firstRowLastColumn="0" w:lastRowFirstColumn="0" w:lastRowLastColumn="0"/>
+        </w:trPr>
+        <w:tc>
+          <w:tcPr>
+            <w:cnfStyle w:val="001000000000" w:firstRow="0" w:lastRow="0" w:firstColumn="1" w:lastColumn="0" w:oddVBand="0" w:evenVBand="0" w:oddHBand="0" w:evenHBand="0" w:firstRowFirstColumn="0" w:firstRowLastColumn="0" w:lastRowFirstColumn="0" w:lastRowLastColumn="0"/>
+            <w:tcW w:w="1424" w:type="dxa"/>
+            <w:hideMark/>
+          </w:tcPr>
+          <w:p>
+            <w:pPr>
+              <w:spacing w:after="160" w:line="278" w:lineRule="auto"/>
+              <w:rPr>
+                <w:rFonts w:ascii="Times New Roman" w:hAnsi="Times New Roman" w:cs="Times New Roman"/>
+              </w:rPr>
+            </w:pPr>
+            <w:r>
+              <w:rPr>
+                <w:rFonts w:ascii="Times New Roman" w:hAnsi="Times New Roman" w:cs="Times New Roman"/>
+              </w:rPr>
               <w:t>Status History</w:t>
             </w:r>
           </w:p>
@@ -2560,7 +3312,7 @@
           <w:p>
             <w:pPr>
               <w:spacing w:after="160" w:line="278" w:lineRule="auto"/>
-              <w:cnfStyle w:val="000000000000" w:firstRow="0" w:lastRow="0" w:firstColumn="0" w:lastColumn="0" w:oddVBand="0" w:evenVBand="0" w:oddHBand="0" w:evenHBand="0" w:firstRowFirstColumn="0" w:firstRowLastColumn="0" w:lastRowFirstColumn="0" w:lastRowLastColumn="0"/>
+              <w:cnfStyle w:val="000000100000" w:firstRow="0" w:lastRow="0" w:firstColumn="0" w:lastColumn="0" w:oddVBand="0" w:evenVBand="0" w:oddHBand="1" w:evenHBand="0" w:firstRowFirstColumn="0" w:firstRowLastColumn="0" w:lastRowFirstColumn="0" w:lastRowLastColumn="0"/>
               <w:rPr>
                 <w:rFonts w:ascii="Times New Roman" w:hAnsi="Times New Roman" w:cs="Times New Roman"/>
               </w:rPr>
@@ -2581,7 +3333,7 @@
           <w:p>
             <w:pPr>
               <w:spacing w:after="160" w:line="278" w:lineRule="auto"/>
-              <w:cnfStyle w:val="000000000000" w:firstRow="0" w:lastRow="0" w:firstColumn="0" w:lastColumn="0" w:oddVBand="0" w:evenVBand="0" w:oddHBand="0" w:evenHBand="0" w:firstRowFirstColumn="0" w:firstRowLastColumn="0" w:lastRowFirstColumn="0" w:lastRowLastColumn="0"/>
+              <w:cnfStyle w:val="000000100000" w:firstRow="0" w:lastRow="0" w:firstColumn="0" w:lastColumn="0" w:oddVBand="0" w:evenVBand="0" w:oddHBand="1" w:evenHBand="0" w:firstRowFirstColumn="0" w:firstRowLastColumn="0" w:lastRowFirstColumn="0" w:lastRowLastColumn="0"/>
               <w:rPr>
                 <w:rFonts w:ascii="Times New Roman" w:hAnsi="Times New Roman" w:cs="Times New Roman"/>
               </w:rPr>
@@ -2602,7 +3354,7 @@
           <w:p>
             <w:pPr>
               <w:spacing w:after="160" w:line="278" w:lineRule="auto"/>
-              <w:cnfStyle w:val="000000000000" w:firstRow="0" w:lastRow="0" w:firstColumn="0" w:lastColumn="0" w:oddVBand="0" w:evenVBand="0" w:oddHBand="0" w:evenHBand="0" w:firstRowFirstColumn="0" w:firstRowLastColumn="0" w:lastRowFirstColumn="0" w:lastRowLastColumn="0"/>
+              <w:cnfStyle w:val="000000100000" w:firstRow="0" w:lastRow="0" w:firstColumn="0" w:lastColumn="0" w:oddVBand="0" w:evenVBand="0" w:oddHBand="1" w:evenHBand="0" w:firstRowFirstColumn="0" w:firstRowLastColumn="0" w:lastRowFirstColumn="0" w:lastRowLastColumn="0"/>
               <w:rPr>
                 <w:rFonts w:ascii="Times New Roman" w:hAnsi="Times New Roman" w:cs="Times New Roman"/>
               </w:rPr>
@@ -2623,7 +3375,7 @@
           <w:p>
             <w:pPr>
               <w:spacing w:after="160" w:line="278" w:lineRule="auto"/>
-              <w:cnfStyle w:val="000000000000" w:firstRow="0" w:lastRow="0" w:firstColumn="0" w:lastColumn="0" w:oddVBand="0" w:evenVBand="0" w:oddHBand="0" w:evenHBand="0" w:firstRowFirstColumn="0" w:firstRowLastColumn="0" w:lastRowFirstColumn="0" w:lastRowLastColumn="0"/>
+              <w:cnfStyle w:val="000000100000" w:firstRow="0" w:lastRow="0" w:firstColumn="0" w:lastColumn="0" w:oddVBand="0" w:evenVBand="0" w:oddHBand="1" w:evenHBand="0" w:firstRowFirstColumn="0" w:firstRowLastColumn="0" w:lastRowFirstColumn="0" w:lastRowLastColumn="0"/>
               <w:rPr>
                 <w:rFonts w:ascii="Times New Roman" w:hAnsi="Times New Roman" w:cs="Times New Roman"/>
               </w:rPr>
@@ -2644,7 +3396,7 @@
           <w:p>
             <w:pPr>
               <w:spacing w:after="160" w:line="278" w:lineRule="auto"/>
-              <w:cnfStyle w:val="000000000000" w:firstRow="0" w:lastRow="0" w:firstColumn="0" w:lastColumn="0" w:oddVBand="0" w:evenVBand="0" w:oddHBand="0" w:evenHBand="0" w:firstRowFirstColumn="0" w:firstRowLastColumn="0" w:lastRowFirstColumn="0" w:lastRowLastColumn="0"/>
+              <w:cnfStyle w:val="000000100000" w:firstRow="0" w:lastRow="0" w:firstColumn="0" w:lastColumn="0" w:oddVBand="0" w:evenVBand="0" w:oddHBand="1" w:evenHBand="0" w:firstRowFirstColumn="0" w:firstRowLastColumn="0" w:lastRowFirstColumn="0" w:lastRowLastColumn="0"/>
               <w:rPr>
                 <w:rFonts w:ascii="Times New Roman" w:hAnsi="Times New Roman" w:cs="Times New Roman"/>
               </w:rPr>
@@ -2665,7 +3417,7 @@
           <w:p>
             <w:pPr>
               <w:spacing w:after="160" w:line="278" w:lineRule="auto"/>
-              <w:cnfStyle w:val="000000000000" w:firstRow="0" w:lastRow="0" w:firstColumn="0" w:lastColumn="0" w:oddVBand="0" w:evenVBand="0" w:oddHBand="0" w:evenHBand="0" w:firstRowFirstColumn="0" w:firstRowLastColumn="0" w:lastRowFirstColumn="0" w:lastRowLastColumn="0"/>
+              <w:cnfStyle w:val="000000100000" w:firstRow="0" w:lastRow="0" w:firstColumn="0" w:lastColumn="0" w:oddVBand="0" w:evenVBand="0" w:oddHBand="1" w:evenHBand="0" w:firstRowFirstColumn="0" w:firstRowLastColumn="0" w:lastRowFirstColumn="0" w:lastRowLastColumn="0"/>
               <w:rPr>
                 <w:rFonts w:ascii="Times New Roman" w:hAnsi="Times New Roman" w:cs="Times New Roman"/>
               </w:rPr>
@@ -2680,7 +3432,7 @@
           <w:p>
             <w:pPr>
               <w:spacing w:after="160" w:line="278" w:lineRule="auto"/>
-              <w:cnfStyle w:val="000000000000" w:firstRow="0" w:lastRow="0" w:firstColumn="0" w:lastColumn="0" w:oddVBand="0" w:evenVBand="0" w:oddHBand="0" w:evenHBand="0" w:firstRowFirstColumn="0" w:firstRowLastColumn="0" w:lastRowFirstColumn="0" w:lastRowLastColumn="0"/>
+              <w:cnfStyle w:val="000000100000" w:firstRow="0" w:lastRow="0" w:firstColumn="0" w:lastColumn="0" w:oddVBand="0" w:evenVBand="0" w:oddHBand="1" w:evenHBand="0" w:firstRowFirstColumn="0" w:firstRowLastColumn="0" w:lastRowFirstColumn="0" w:lastRowLastColumn="0"/>
               <w:rPr>
                 <w:rFonts w:ascii="Times New Roman" w:hAnsi="Times New Roman" w:cs="Times New Roman"/>
               </w:rPr>
@@ -2713,7 +3465,7 @@
 </file>
 
 <file path=word/styles.xml><?xml version="1.0" encoding="utf-8"?>
-<w:styles xmlns:mc="http://schemas.openxmlformats.org/markup-compatibility/2006" xmlns:r="http://schemas.openxmlformats.org/officeDocument/2006/relationships" xmlns:w="http://schemas.openxmlformats.org/wordprocessingml/2006/main" xmlns:w14="http://schemas.microsoft.com/office/word/2010/wordml" xmlns:w15="http://schemas.microsoft.com/office/word/2012/wordml" xmlns:w16cex="http://schemas.microsoft.com/office/word/2018/wordml/cex" xmlns:w16cid="http://schemas.microsoft.com/office/word/2016/wordml/cid" xmlns:w16="http://schemas.microsoft.com/office/word/2018/wordml" xmlns:w16du="http://schemas.microsoft.com/office/word/2023/wordml/word16du" xmlns:w16sdtdh="http://schemas.microsoft.com/office/word/2020/wordml/sdtdatahash" xmlns:w16sdtfl="http://schemas.microsoft.com/office/word/2024/wordml/sdtformatlock" xmlns:w16se="http://schemas.microsoft.com/office/word/2015/wordml/symex" mc:Ignorable="w14 w15 w16se w16cid w16 w16cex w16sdtdh w16sdtfl w16du">
+<w:styles xmlns:mc="http://schemas.openxmlformats.org/markup-compatibility/2006" xmlns:r="http://schemas.openxmlformats.org/officeDocument/2006/relationships" xmlns:w="http://schemas.openxmlformats.org/wordprocessingml/2006/main" xmlns:w14="http://schemas.microsoft.com/office/word/2010/wordml" xmlns:w15="http://schemas.microsoft.com/office/word/2012/wordml" xmlns:w16cex="http://schemas.microsoft.com/office/word/2018/wordml/cex" xmlns:w16cid="http://schemas.microsoft.com/office/word/2016/wordml/cid" xmlns:w16="http://schemas.microsoft.com/office/word/2018/wordml" xmlns:w16sdtdh="http://schemas.microsoft.com/office/word/2020/wordml/sdtdatahash" xmlns:w16sdtfl="http://schemas.microsoft.com/office/word/2024/wordml/sdtformatlock" xmlns:w16se="http://schemas.microsoft.com/office/word/2015/wordml/symex" xmlns:w16du="http://schemas.microsoft.com/office/word/2023/wordml/word16du" mc:Ignorable="w14 w15 w16se w16cid w16 w16cex w16sdtdh w16sdtfl w16du">
   <w:docDefaults>
     <w:rPrDefault>
       <w:rPr>
@@ -3326,6 +4078,7 @@
   <w:style w:type="character" w:default="1" w:styleId="DefaultParagraphFont">
     <w:name w:val="Default Paragraph Font"/>
     <w:uiPriority w:val="1"/>
+    <w:semiHidden/>
     <w:unhideWhenUsed/>
   </w:style>
   <w:style w:type="table" w:default="1" w:styleId="TableNormal">

--- a/docs/TigerSteps_Data_Dictionary.docx
+++ b/docs/TigerSteps_Data_Dictionary.docx
@@ -1329,7 +1329,13 @@
               <w:rPr>
                 <w:rFonts w:ascii="Times New Roman" w:hAnsi="Times New Roman" w:cs="Times New Roman"/>
               </w:rPr>
-              <w:t>Item ID</w:t>
+              <w:t xml:space="preserve">Item </w:t>
+            </w:r>
+            <w:r>
+              <w:rPr>
+                <w:rFonts w:ascii="Times New Roman" w:hAnsi="Times New Roman" w:cs="Times New Roman"/>
+              </w:rPr>
+              <w:t>SKU</w:t>
             </w:r>
           </w:p>
         </w:tc>
@@ -1455,7 +1461,7 @@
               <w:rPr>
                 <w:rFonts w:ascii="Times New Roman" w:hAnsi="Times New Roman" w:cs="Times New Roman"/>
               </w:rPr>
-              <w:t>SHOE-204</w:t>
+              <w:t>TS-1001</w:t>
             </w:r>
           </w:p>
         </w:tc>
@@ -1588,6 +1594,12 @@
               </w:rPr>
               <w:t>Cannot exceed quantity purchased</w:t>
             </w:r>
+            <w:r>
+              <w:rPr>
+                <w:rFonts w:ascii="Times New Roman" w:hAnsi="Times New Roman" w:cs="Times New Roman"/>
+              </w:rPr>
+              <w:t xml:space="preserve"> – Quantity Previously Returned.</w:t>
+            </w:r>
           </w:p>
         </w:tc>
         <w:tc>
@@ -2961,19 +2973,37 @@
               <w:rPr>
                 <w:rFonts w:ascii="Times New Roman" w:hAnsi="Times New Roman" w:cs="Times New Roman"/>
               </w:rPr>
-              <w:t xml:space="preserve"> 10:30</w:t>
-            </w:r>
-            <w:r>
-              <w:rPr>
-                <w:rFonts w:ascii="Times New Roman" w:hAnsi="Times New Roman" w:cs="Times New Roman"/>
-              </w:rPr>
               <w:t xml:space="preserve"> </w:t>
             </w:r>
             <w:r>
               <w:rPr>
                 <w:rFonts w:ascii="Times New Roman" w:hAnsi="Times New Roman" w:cs="Times New Roman"/>
               </w:rPr>
-              <w:t>AM</w:t>
+              <w:t>5</w:t>
+            </w:r>
+            <w:r>
+              <w:rPr>
+                <w:rFonts w:ascii="Times New Roman" w:hAnsi="Times New Roman" w:cs="Times New Roman"/>
+              </w:rPr>
+              <w:t>:30</w:t>
+            </w:r>
+            <w:r>
+              <w:rPr>
+                <w:rFonts w:ascii="Times New Roman" w:hAnsi="Times New Roman" w:cs="Times New Roman"/>
+              </w:rPr>
+              <w:t xml:space="preserve"> </w:t>
+            </w:r>
+            <w:r>
+              <w:rPr>
+                <w:rFonts w:ascii="Times New Roman" w:hAnsi="Times New Roman" w:cs="Times New Roman"/>
+              </w:rPr>
+              <w:t>P</w:t>
+            </w:r>
+            <w:r>
+              <w:rPr>
+                <w:rFonts w:ascii="Times New Roman" w:hAnsi="Times New Roman" w:cs="Times New Roman"/>
+              </w:rPr>
+              <w:t>M</w:t>
             </w:r>
           </w:p>
         </w:tc>
@@ -3083,7 +3113,13 @@
               <w:rPr>
                 <w:rFonts w:ascii="Times New Roman" w:hAnsi="Times New Roman" w:cs="Times New Roman"/>
               </w:rPr>
-              <w:t>System-assigned</w:t>
+              <w:t>System-</w:t>
+            </w:r>
+            <w:r>
+              <w:rPr>
+                <w:rFonts w:ascii="Times New Roman" w:hAnsi="Times New Roman" w:cs="Times New Roman"/>
+              </w:rPr>
+              <w:t>sourced from existing records</w:t>
             </w:r>
           </w:p>
         </w:tc>
@@ -3232,7 +3268,19 @@
               <w:rPr>
                 <w:rFonts w:ascii="Times New Roman" w:hAnsi="Times New Roman" w:cs="Times New Roman"/>
               </w:rPr>
-              <w:t>System-assigned</w:t>
+              <w:t>System-</w:t>
+            </w:r>
+            <w:r>
+              <w:rPr>
+                <w:rFonts w:ascii="Times New Roman" w:hAnsi="Times New Roman" w:cs="Times New Roman"/>
+              </w:rPr>
+              <w:t xml:space="preserve"> </w:t>
+            </w:r>
+            <w:r>
+              <w:rPr>
+                <w:rFonts w:ascii="Times New Roman" w:hAnsi="Times New Roman" w:cs="Times New Roman"/>
+              </w:rPr>
+              <w:t>sourced from existing records</w:t>
             </w:r>
           </w:p>
         </w:tc>
